--- a/PRDs/CR/EVENTS/CR-EVENTS-MANAGE.docx
+++ b/PRDs/CR/EVENTS/CR-EVENTS-MANAGE.docx
@@ -329,7 +329,7 @@
                 <w:sz w:val="20"/>
                 <w:szCs w:val="20"/>
               </w:rPr>
-              <w:t xml:space="preserve">1.0</w:t>
+              <w:t xml:space="preserve">1.1</w:t>
             </w:r>
           </w:p>
         </w:tc>
@@ -459,7 +459,7 @@
                 <w:sz w:val="20"/>
                 <w:szCs w:val="20"/>
               </w:rPr>
-              <w:t xml:space="preserve">04-13-26 12:00</w:t>
+              <w:t xml:space="preserve">05-29-26 14:00</w:t>
             </w:r>
           </w:p>
         </w:tc>
@@ -1333,7 +1333,7 @@
           <w:sz w:val="22"/>
           <w:szCs w:val="22"/>
         </w:rPr>
-        <w:t xml:space="preserve">After the event ends, the Content and Event Administrator manually transitions the Event to Completed. In-person attendance is recorded through the Event Registrations panel, using bulk update actions to mark attendees and then to mark all remaining registrations at attendanceStatus Registered as No-Show. Virtual attendance is recorded by manual transcription from the meeting platform's attendance report, reconciled against Event Registrations by email match. A registrant whose email is present in the platform report but does not match an existing Event Registration is captured through the Add Walk-In flow.</w:t>
+        <w:t xml:space="preserve">After the event ends, the Content and Event Administrator manually transitions the Event to Completed. In-person attendance is recorded through the Event Registrations panel, using bulk update actions to mark attendees and then to mark all remaining registrations at attendanceStatus Registered as No-Show. For virtual events on a deployment with the virtual meeting platform integration enabled, attendance is captured automatically: the integration bridge reads the post-event attendance report, sets attendanceStatus to Attended or No-Show for matched registrations, and creates Walk-In registrations for participants whose email does not match an existing Event Registration. For virtual events without the integration, or held on another platform, attendance is recorded by manual transcription from the platform attendance report, reconciled against Event Registrations by email match, with unmatched participants captured through the Add Walk-In flow.</w:t>
       </w:r>
     </w:p>
     <w:p>
@@ -17490,6 +17490,1004 @@
     </w:tbl>
     <w:p>
       <w:pPr>
+        <w:pStyle w:val="Heading2"/>
+        <w:spacing w:after="120" w:before="240"/>
+      </w:pPr>
+      <w:r>
+        <w:rPr>
+          <w:rFonts w:ascii="Arial" w:cs="Arial" w:eastAsia="Arial" w:hAnsi="Arial"/>
+          <w:b/>
+          <w:bCs/>
+          <w:i w:val="false"/>
+          <w:iCs w:val="false"/>
+          <w:sz w:val="28"/>
+          <w:szCs w:val="28"/>
+        </w:rPr>
+        <w:t xml:space="preserve">Virtual Meeting Platform Integration Data Items</w:t>
+      </w:r>
+    </w:p>
+    <w:p>
+      <w:pPr>
+        <w:spacing w:after="120"/>
+      </w:pPr>
+      <w:r>
+        <w:rPr>
+          <w:rFonts w:ascii="Arial" w:cs="Arial" w:eastAsia="Arial" w:hAnsi="Arial"/>
+          <w:sz w:val="20"/>
+          <w:szCs w:val="20"/>
+        </w:rPr>
+        <w:t xml:space="preserve">The following data items support the conditional virtual meeting platform integration ratified in v1.1. They are provisioned only when a deployment enables the integration; deployments without it do not include these fields. See EVT-DEC-011 and the Event and Event Registration Entity PRDs.</w:t>
+      </w:r>
+    </w:p>
+    <w:tbl>
+      <w:tblPr>
+        <w:tblW w:type="dxa" w:w="9360"/>
+        <w:tblBorders>
+          <w:top w:val="single" w:color="AAAAAA" w:sz="1"/>
+          <w:left w:val="single" w:color="AAAAAA" w:sz="1"/>
+          <w:bottom w:val="single" w:color="AAAAAA" w:sz="1"/>
+          <w:right w:val="single" w:color="AAAAAA" w:sz="1"/>
+          <w:insideH w:val="single" w:color="AAAAAA" w:sz="1"/>
+          <w:insideV w:val="single" w:color="AAAAAA" w:sz="1"/>
+        </w:tblBorders>
+      </w:tblPr>
+      <w:tblGrid>
+        <w:gridCol w:w="1900"/>
+        <w:gridCol w:w="1500"/>
+        <w:gridCol w:w="950"/>
+        <w:gridCol w:w="2450"/>
+        <w:gridCol w:w="2560"/>
+      </w:tblGrid>
+      <w:tr>
+        <w:tc>
+          <w:tcPr>
+            <w:tcW w:type="dxa" w:w="1900"/>
+            <w:tcBorders>
+              <w:top w:val="single" w:color="AAAAAA" w:sz="1"/>
+              <w:left w:val="single" w:color="AAAAAA" w:sz="1"/>
+              <w:bottom w:val="single" w:color="AAAAAA" w:sz="1"/>
+              <w:right w:val="single" w:color="AAAAAA" w:sz="1"/>
+            </w:tcBorders>
+            <w:shd w:fill="F2F7FB" w:val="clear"/>
+            <w:tcMar>
+              <w:top w:type="dxa" w:w="60"/>
+              <w:left w:type="dxa" w:w="100"/>
+              <w:bottom w:type="dxa" w:w="60"/>
+              <w:right w:type="dxa" w:w="100"/>
+            </w:tcMar>
+          </w:tcPr>
+          <w:p>
+            <w:r>
+              <w:rPr>
+                <w:rFonts w:ascii="Arial" w:cs="Arial" w:eastAsia="Arial" w:hAnsi="Arial"/>
+                <w:b/>
+                <w:bCs/>
+                <w:i w:val="false"/>
+                <w:iCs w:val="false"/>
+                <w:sz w:val="18"/>
+                <w:szCs w:val="18"/>
+              </w:rPr>
+              <w:t xml:space="preserve">Field Name</w:t>
+            </w:r>
+          </w:p>
+        </w:tc>
+        <w:tc>
+          <w:tcPr>
+            <w:tcW w:type="dxa" w:w="1500"/>
+            <w:tcBorders>
+              <w:top w:val="single" w:color="AAAAAA" w:sz="1"/>
+              <w:left w:val="single" w:color="AAAAAA" w:sz="1"/>
+              <w:bottom w:val="single" w:color="AAAAAA" w:sz="1"/>
+              <w:right w:val="single" w:color="AAAAAA" w:sz="1"/>
+            </w:tcBorders>
+            <w:shd w:fill="F2F7FB" w:val="clear"/>
+            <w:tcMar>
+              <w:top w:type="dxa" w:w="60"/>
+              <w:left w:type="dxa" w:w="100"/>
+              <w:bottom w:type="dxa" w:w="60"/>
+              <w:right w:type="dxa" w:w="100"/>
+            </w:tcMar>
+          </w:tcPr>
+          <w:p>
+            <w:r>
+              <w:rPr>
+                <w:rFonts w:ascii="Arial" w:cs="Arial" w:eastAsia="Arial" w:hAnsi="Arial"/>
+                <w:b/>
+                <w:bCs/>
+                <w:i w:val="false"/>
+                <w:iCs w:val="false"/>
+                <w:sz w:val="18"/>
+                <w:szCs w:val="18"/>
+              </w:rPr>
+              <w:t xml:space="preserve">Entity</w:t>
+            </w:r>
+          </w:p>
+        </w:tc>
+        <w:tc>
+          <w:tcPr>
+            <w:tcW w:type="dxa" w:w="950"/>
+            <w:tcBorders>
+              <w:top w:val="single" w:color="AAAAAA" w:sz="1"/>
+              <w:left w:val="single" w:color="AAAAAA" w:sz="1"/>
+              <w:bottom w:val="single" w:color="AAAAAA" w:sz="1"/>
+              <w:right w:val="single" w:color="AAAAAA" w:sz="1"/>
+            </w:tcBorders>
+            <w:shd w:fill="F2F7FB" w:val="clear"/>
+            <w:tcMar>
+              <w:top w:type="dxa" w:w="60"/>
+              <w:left w:type="dxa" w:w="100"/>
+              <w:bottom w:type="dxa" w:w="60"/>
+              <w:right w:type="dxa" w:w="100"/>
+            </w:tcMar>
+          </w:tcPr>
+          <w:p>
+            <w:r>
+              <w:rPr>
+                <w:rFonts w:ascii="Arial" w:cs="Arial" w:eastAsia="Arial" w:hAnsi="Arial"/>
+                <w:b/>
+                <w:bCs/>
+                <w:i w:val="false"/>
+                <w:iCs w:val="false"/>
+                <w:sz w:val="18"/>
+                <w:szCs w:val="18"/>
+              </w:rPr>
+              <w:t xml:space="preserve">Type</w:t>
+            </w:r>
+          </w:p>
+        </w:tc>
+        <w:tc>
+          <w:tcPr>
+            <w:tcW w:type="dxa" w:w="2450"/>
+            <w:tcBorders>
+              <w:top w:val="single" w:color="AAAAAA" w:sz="1"/>
+              <w:left w:val="single" w:color="AAAAAA" w:sz="1"/>
+              <w:bottom w:val="single" w:color="AAAAAA" w:sz="1"/>
+              <w:right w:val="single" w:color="AAAAAA" w:sz="1"/>
+            </w:tcBorders>
+            <w:shd w:fill="F2F7FB" w:val="clear"/>
+            <w:tcMar>
+              <w:top w:type="dxa" w:w="60"/>
+              <w:left w:type="dxa" w:w="100"/>
+              <w:bottom w:type="dxa" w:w="60"/>
+              <w:right w:type="dxa" w:w="100"/>
+            </w:tcMar>
+          </w:tcPr>
+          <w:p>
+            <w:r>
+              <w:rPr>
+                <w:rFonts w:ascii="Arial" w:cs="Arial" w:eastAsia="Arial" w:hAnsi="Arial"/>
+                <w:b/>
+                <w:bCs/>
+                <w:i w:val="false"/>
+                <w:iCs w:val="false"/>
+                <w:sz w:val="18"/>
+                <w:szCs w:val="18"/>
+              </w:rPr>
+              <w:t xml:space="preserve">ID</w:t>
+            </w:r>
+          </w:p>
+        </w:tc>
+        <w:tc>
+          <w:tcPr>
+            <w:tcW w:type="dxa" w:w="2560"/>
+            <w:tcBorders>
+              <w:top w:val="single" w:color="AAAAAA" w:sz="1"/>
+              <w:left w:val="single" w:color="AAAAAA" w:sz="1"/>
+              <w:bottom w:val="single" w:color="AAAAAA" w:sz="1"/>
+              <w:right w:val="single" w:color="AAAAAA" w:sz="1"/>
+            </w:tcBorders>
+            <w:shd w:fill="F2F7FB" w:val="clear"/>
+            <w:tcMar>
+              <w:top w:type="dxa" w:w="60"/>
+              <w:left w:type="dxa" w:w="100"/>
+              <w:bottom w:type="dxa" w:w="60"/>
+              <w:right w:type="dxa" w:w="100"/>
+            </w:tcMar>
+          </w:tcPr>
+          <w:p>
+            <w:r>
+              <w:rPr>
+                <w:rFonts w:ascii="Arial" w:cs="Arial" w:eastAsia="Arial" w:hAnsi="Arial"/>
+                <w:b/>
+                <w:bCs/>
+                <w:i w:val="false"/>
+                <w:iCs w:val="false"/>
+                <w:sz w:val="18"/>
+                <w:szCs w:val="18"/>
+              </w:rPr>
+              <w:t xml:space="preserve">Notes</w:t>
+            </w:r>
+          </w:p>
+        </w:tc>
+      </w:tr>
+      <w:tr>
+        <w:tc>
+          <w:tcPr>
+            <w:tcW w:type="dxa" w:w="1900"/>
+            <w:tcBorders>
+              <w:top w:val="single" w:color="AAAAAA" w:sz="1"/>
+              <w:left w:val="single" w:color="AAAAAA" w:sz="1"/>
+              <w:bottom w:val="single" w:color="AAAAAA" w:sz="1"/>
+              <w:right w:val="single" w:color="AAAAAA" w:sz="1"/>
+            </w:tcBorders>
+            <w:tcMar>
+              <w:top w:type="dxa" w:w="60"/>
+              <w:left w:type="dxa" w:w="100"/>
+              <w:bottom w:type="dxa" w:w="60"/>
+              <w:right w:type="dxa" w:w="100"/>
+            </w:tcMar>
+          </w:tcPr>
+          <w:p>
+            <w:r>
+              <w:rPr>
+                <w:rFonts w:ascii="Arial" w:cs="Arial" w:eastAsia="Arial" w:hAnsi="Arial"/>
+                <w:b w:val="false"/>
+                <w:bCs w:val="false"/>
+                <w:i w:val="false"/>
+                <w:iCs w:val="false"/>
+                <w:sz w:val="18"/>
+                <w:szCs w:val="18"/>
+              </w:rPr>
+              <w:t xml:space="preserve">virtualMeetingWebinarId</w:t>
+            </w:r>
+          </w:p>
+        </w:tc>
+        <w:tc>
+          <w:tcPr>
+            <w:tcW w:type="dxa" w:w="1500"/>
+            <w:tcBorders>
+              <w:top w:val="single" w:color="AAAAAA" w:sz="1"/>
+              <w:left w:val="single" w:color="AAAAAA" w:sz="1"/>
+              <w:bottom w:val="single" w:color="AAAAAA" w:sz="1"/>
+              <w:right w:val="single" w:color="AAAAAA" w:sz="1"/>
+            </w:tcBorders>
+            <w:tcMar>
+              <w:top w:type="dxa" w:w="60"/>
+              <w:left w:type="dxa" w:w="100"/>
+              <w:bottom w:type="dxa" w:w="60"/>
+              <w:right w:type="dxa" w:w="100"/>
+            </w:tcMar>
+          </w:tcPr>
+          <w:p>
+            <w:r>
+              <w:rPr>
+                <w:rFonts w:ascii="Arial" w:cs="Arial" w:eastAsia="Arial" w:hAnsi="Arial"/>
+                <w:b w:val="false"/>
+                <w:bCs w:val="false"/>
+                <w:i w:val="false"/>
+                <w:iCs w:val="false"/>
+                <w:sz w:val="18"/>
+                <w:szCs w:val="18"/>
+              </w:rPr>
+              <w:t xml:space="preserve">Event</w:t>
+            </w:r>
+          </w:p>
+        </w:tc>
+        <w:tc>
+          <w:tcPr>
+            <w:tcW w:type="dxa" w:w="950"/>
+            <w:tcBorders>
+              <w:top w:val="single" w:color="AAAAAA" w:sz="1"/>
+              <w:left w:val="single" w:color="AAAAAA" w:sz="1"/>
+              <w:bottom w:val="single" w:color="AAAAAA" w:sz="1"/>
+              <w:right w:val="single" w:color="AAAAAA" w:sz="1"/>
+            </w:tcBorders>
+            <w:tcMar>
+              <w:top w:type="dxa" w:w="60"/>
+              <w:left w:type="dxa" w:w="100"/>
+              <w:bottom w:type="dxa" w:w="60"/>
+              <w:right w:type="dxa" w:w="100"/>
+            </w:tcMar>
+          </w:tcPr>
+          <w:p>
+            <w:r>
+              <w:rPr>
+                <w:rFonts w:ascii="Arial" w:cs="Arial" w:eastAsia="Arial" w:hAnsi="Arial"/>
+                <w:b w:val="false"/>
+                <w:bCs w:val="false"/>
+                <w:i w:val="false"/>
+                <w:iCs w:val="false"/>
+                <w:sz w:val="18"/>
+                <w:szCs w:val="18"/>
+              </w:rPr>
+              <w:t xml:space="preserve">varchar</w:t>
+            </w:r>
+          </w:p>
+        </w:tc>
+        <w:tc>
+          <w:tcPr>
+            <w:tcW w:type="dxa" w:w="2450"/>
+            <w:tcBorders>
+              <w:top w:val="single" w:color="AAAAAA" w:sz="1"/>
+              <w:left w:val="single" w:color="AAAAAA" w:sz="1"/>
+              <w:bottom w:val="single" w:color="AAAAAA" w:sz="1"/>
+              <w:right w:val="single" w:color="AAAAAA" w:sz="1"/>
+            </w:tcBorders>
+            <w:tcMar>
+              <w:top w:type="dxa" w:w="60"/>
+              <w:left w:type="dxa" w:w="100"/>
+              <w:bottom w:type="dxa" w:w="60"/>
+              <w:right w:type="dxa" w:w="100"/>
+            </w:tcMar>
+          </w:tcPr>
+          <w:p>
+            <w:r>
+              <w:rPr>
+                <w:rFonts w:ascii="Arial" w:cs="Arial" w:eastAsia="Arial" w:hAnsi="Arial"/>
+                <w:b w:val="false"/>
+                <w:bCs w:val="false"/>
+                <w:i w:val="false"/>
+                <w:iCs w:val="false"/>
+                <w:sz w:val="18"/>
+                <w:szCs w:val="18"/>
+              </w:rPr>
+              <w:t xml:space="preserve">CR-EVENTS-MANAGE-DAT-049</w:t>
+            </w:r>
+          </w:p>
+        </w:tc>
+        <w:tc>
+          <w:tcPr>
+            <w:tcW w:type="dxa" w:w="2560"/>
+            <w:tcBorders>
+              <w:top w:val="single" w:color="AAAAAA" w:sz="1"/>
+              <w:left w:val="single" w:color="AAAAAA" w:sz="1"/>
+              <w:bottom w:val="single" w:color="AAAAAA" w:sz="1"/>
+              <w:right w:val="single" w:color="AAAAAA" w:sz="1"/>
+            </w:tcBorders>
+            <w:tcMar>
+              <w:top w:type="dxa" w:w="60"/>
+              <w:left w:type="dxa" w:w="100"/>
+              <w:bottom w:type="dxa" w:w="60"/>
+              <w:right w:type="dxa" w:w="100"/>
+            </w:tcMar>
+          </w:tcPr>
+          <w:p>
+            <w:r>
+              <w:rPr>
+                <w:rFonts w:ascii="Arial" w:cs="Arial" w:eastAsia="Arial" w:hAnsi="Arial"/>
+                <w:b w:val="false"/>
+                <w:bCs w:val="false"/>
+                <w:i w:val="false"/>
+                <w:iCs w:val="false"/>
+                <w:sz w:val="18"/>
+                <w:szCs w:val="18"/>
+              </w:rPr>
+              <w:t xml:space="preserve">Platform-side webinar identifier, system-populated by the integration bridge on the Draft-to-Scheduled transition. Read-only.</w:t>
+            </w:r>
+          </w:p>
+        </w:tc>
+      </w:tr>
+      <w:tr>
+        <w:tc>
+          <w:tcPr>
+            <w:tcW w:type="dxa" w:w="1900"/>
+            <w:tcBorders>
+              <w:top w:val="single" w:color="AAAAAA" w:sz="1"/>
+              <w:left w:val="single" w:color="AAAAAA" w:sz="1"/>
+              <w:bottom w:val="single" w:color="AAAAAA" w:sz="1"/>
+              <w:right w:val="single" w:color="AAAAAA" w:sz="1"/>
+            </w:tcBorders>
+            <w:tcMar>
+              <w:top w:type="dxa" w:w="60"/>
+              <w:left w:type="dxa" w:w="100"/>
+              <w:bottom w:type="dxa" w:w="60"/>
+              <w:right w:type="dxa" w:w="100"/>
+            </w:tcMar>
+          </w:tcPr>
+          <w:p>
+            <w:r>
+              <w:rPr>
+                <w:rFonts w:ascii="Arial" w:cs="Arial" w:eastAsia="Arial" w:hAnsi="Arial"/>
+                <w:b w:val="false"/>
+                <w:bCs w:val="false"/>
+                <w:i w:val="false"/>
+                <w:iCs w:val="false"/>
+                <w:sz w:val="18"/>
+                <w:szCs w:val="18"/>
+              </w:rPr>
+              <w:t xml:space="preserve">virtualMeetingHostEmail</w:t>
+            </w:r>
+          </w:p>
+        </w:tc>
+        <w:tc>
+          <w:tcPr>
+            <w:tcW w:type="dxa" w:w="1500"/>
+            <w:tcBorders>
+              <w:top w:val="single" w:color="AAAAAA" w:sz="1"/>
+              <w:left w:val="single" w:color="AAAAAA" w:sz="1"/>
+              <w:bottom w:val="single" w:color="AAAAAA" w:sz="1"/>
+              <w:right w:val="single" w:color="AAAAAA" w:sz="1"/>
+            </w:tcBorders>
+            <w:tcMar>
+              <w:top w:type="dxa" w:w="60"/>
+              <w:left w:type="dxa" w:w="100"/>
+              <w:bottom w:type="dxa" w:w="60"/>
+              <w:right w:type="dxa" w:w="100"/>
+            </w:tcMar>
+          </w:tcPr>
+          <w:p>
+            <w:r>
+              <w:rPr>
+                <w:rFonts w:ascii="Arial" w:cs="Arial" w:eastAsia="Arial" w:hAnsi="Arial"/>
+                <w:b w:val="false"/>
+                <w:bCs w:val="false"/>
+                <w:i w:val="false"/>
+                <w:iCs w:val="false"/>
+                <w:sz w:val="18"/>
+                <w:szCs w:val="18"/>
+              </w:rPr>
+              <w:t xml:space="preserve">Event</w:t>
+            </w:r>
+          </w:p>
+        </w:tc>
+        <w:tc>
+          <w:tcPr>
+            <w:tcW w:type="dxa" w:w="950"/>
+            <w:tcBorders>
+              <w:top w:val="single" w:color="AAAAAA" w:sz="1"/>
+              <w:left w:val="single" w:color="AAAAAA" w:sz="1"/>
+              <w:bottom w:val="single" w:color="AAAAAA" w:sz="1"/>
+              <w:right w:val="single" w:color="AAAAAA" w:sz="1"/>
+            </w:tcBorders>
+            <w:tcMar>
+              <w:top w:type="dxa" w:w="60"/>
+              <w:left w:type="dxa" w:w="100"/>
+              <w:bottom w:type="dxa" w:w="60"/>
+              <w:right w:type="dxa" w:w="100"/>
+            </w:tcMar>
+          </w:tcPr>
+          <w:p>
+            <w:r>
+              <w:rPr>
+                <w:rFonts w:ascii="Arial" w:cs="Arial" w:eastAsia="Arial" w:hAnsi="Arial"/>
+                <w:b w:val="false"/>
+                <w:bCs w:val="false"/>
+                <w:i w:val="false"/>
+                <w:iCs w:val="false"/>
+                <w:sz w:val="18"/>
+                <w:szCs w:val="18"/>
+              </w:rPr>
+              <w:t xml:space="preserve">varchar</w:t>
+            </w:r>
+          </w:p>
+        </w:tc>
+        <w:tc>
+          <w:tcPr>
+            <w:tcW w:type="dxa" w:w="2450"/>
+            <w:tcBorders>
+              <w:top w:val="single" w:color="AAAAAA" w:sz="1"/>
+              <w:left w:val="single" w:color="AAAAAA" w:sz="1"/>
+              <w:bottom w:val="single" w:color="AAAAAA" w:sz="1"/>
+              <w:right w:val="single" w:color="AAAAAA" w:sz="1"/>
+            </w:tcBorders>
+            <w:tcMar>
+              <w:top w:type="dxa" w:w="60"/>
+              <w:left w:type="dxa" w:w="100"/>
+              <w:bottom w:type="dxa" w:w="60"/>
+              <w:right w:type="dxa" w:w="100"/>
+            </w:tcMar>
+          </w:tcPr>
+          <w:p>
+            <w:r>
+              <w:rPr>
+                <w:rFonts w:ascii="Arial" w:cs="Arial" w:eastAsia="Arial" w:hAnsi="Arial"/>
+                <w:b w:val="false"/>
+                <w:bCs w:val="false"/>
+                <w:i w:val="false"/>
+                <w:iCs w:val="false"/>
+                <w:sz w:val="18"/>
+                <w:szCs w:val="18"/>
+              </w:rPr>
+              <w:t xml:space="preserve">CR-EVENTS-MANAGE-DAT-050</w:t>
+            </w:r>
+          </w:p>
+        </w:tc>
+        <w:tc>
+          <w:tcPr>
+            <w:tcW w:type="dxa" w:w="2560"/>
+            <w:tcBorders>
+              <w:top w:val="single" w:color="AAAAAA" w:sz="1"/>
+              <w:left w:val="single" w:color="AAAAAA" w:sz="1"/>
+              <w:bottom w:val="single" w:color="AAAAAA" w:sz="1"/>
+              <w:right w:val="single" w:color="AAAAAA" w:sz="1"/>
+            </w:tcBorders>
+            <w:tcMar>
+              <w:top w:type="dxa" w:w="60"/>
+              <w:left w:type="dxa" w:w="100"/>
+              <w:bottom w:type="dxa" w:w="60"/>
+              <w:right w:type="dxa" w:w="100"/>
+            </w:tcMar>
+          </w:tcPr>
+          <w:p>
+            <w:r>
+              <w:rPr>
+                <w:rFonts w:ascii="Arial" w:cs="Arial" w:eastAsia="Arial" w:hAnsi="Arial"/>
+                <w:b w:val="false"/>
+                <w:bCs w:val="false"/>
+                <w:i w:val="false"/>
+                <w:iCs w:val="false"/>
+                <w:sz w:val="18"/>
+                <w:szCs w:val="18"/>
+              </w:rPr>
+              <w:t xml:space="preserve">Host account under which the platform webinar is created, system-populated from connector configuration. Read-only.</w:t>
+            </w:r>
+          </w:p>
+        </w:tc>
+      </w:tr>
+      <w:tr>
+        <w:tc>
+          <w:tcPr>
+            <w:tcW w:type="dxa" w:w="1900"/>
+            <w:tcBorders>
+              <w:top w:val="single" w:color="AAAAAA" w:sz="1"/>
+              <w:left w:val="single" w:color="AAAAAA" w:sz="1"/>
+              <w:bottom w:val="single" w:color="AAAAAA" w:sz="1"/>
+              <w:right w:val="single" w:color="AAAAAA" w:sz="1"/>
+            </w:tcBorders>
+            <w:tcMar>
+              <w:top w:type="dxa" w:w="60"/>
+              <w:left w:type="dxa" w:w="100"/>
+              <w:bottom w:type="dxa" w:w="60"/>
+              <w:right w:type="dxa" w:w="100"/>
+            </w:tcMar>
+          </w:tcPr>
+          <w:p>
+            <w:r>
+              <w:rPr>
+                <w:rFonts w:ascii="Arial" w:cs="Arial" w:eastAsia="Arial" w:hAnsi="Arial"/>
+                <w:b w:val="false"/>
+                <w:bCs w:val="false"/>
+                <w:i w:val="false"/>
+                <w:iCs w:val="false"/>
+                <w:sz w:val="18"/>
+                <w:szCs w:val="18"/>
+              </w:rPr>
+              <w:t xml:space="preserve">attendanceCapturedAt</w:t>
+            </w:r>
+          </w:p>
+        </w:tc>
+        <w:tc>
+          <w:tcPr>
+            <w:tcW w:type="dxa" w:w="1500"/>
+            <w:tcBorders>
+              <w:top w:val="single" w:color="AAAAAA" w:sz="1"/>
+              <w:left w:val="single" w:color="AAAAAA" w:sz="1"/>
+              <w:bottom w:val="single" w:color="AAAAAA" w:sz="1"/>
+              <w:right w:val="single" w:color="AAAAAA" w:sz="1"/>
+            </w:tcBorders>
+            <w:tcMar>
+              <w:top w:type="dxa" w:w="60"/>
+              <w:left w:type="dxa" w:w="100"/>
+              <w:bottom w:type="dxa" w:w="60"/>
+              <w:right w:type="dxa" w:w="100"/>
+            </w:tcMar>
+          </w:tcPr>
+          <w:p>
+            <w:r>
+              <w:rPr>
+                <w:rFonts w:ascii="Arial" w:cs="Arial" w:eastAsia="Arial" w:hAnsi="Arial"/>
+                <w:b w:val="false"/>
+                <w:bCs w:val="false"/>
+                <w:i w:val="false"/>
+                <w:iCs w:val="false"/>
+                <w:sz w:val="18"/>
+                <w:szCs w:val="18"/>
+              </w:rPr>
+              <w:t xml:space="preserve">Event</w:t>
+            </w:r>
+          </w:p>
+        </w:tc>
+        <w:tc>
+          <w:tcPr>
+            <w:tcW w:type="dxa" w:w="950"/>
+            <w:tcBorders>
+              <w:top w:val="single" w:color="AAAAAA" w:sz="1"/>
+              <w:left w:val="single" w:color="AAAAAA" w:sz="1"/>
+              <w:bottom w:val="single" w:color="AAAAAA" w:sz="1"/>
+              <w:right w:val="single" w:color="AAAAAA" w:sz="1"/>
+            </w:tcBorders>
+            <w:tcMar>
+              <w:top w:type="dxa" w:w="60"/>
+              <w:left w:type="dxa" w:w="100"/>
+              <w:bottom w:type="dxa" w:w="60"/>
+              <w:right w:type="dxa" w:w="100"/>
+            </w:tcMar>
+          </w:tcPr>
+          <w:p>
+            <w:r>
+              <w:rPr>
+                <w:rFonts w:ascii="Arial" w:cs="Arial" w:eastAsia="Arial" w:hAnsi="Arial"/>
+                <w:b w:val="false"/>
+                <w:bCs w:val="false"/>
+                <w:i w:val="false"/>
+                <w:iCs w:val="false"/>
+                <w:sz w:val="18"/>
+                <w:szCs w:val="18"/>
+              </w:rPr>
+              <w:t xml:space="preserve">datetime</w:t>
+            </w:r>
+          </w:p>
+        </w:tc>
+        <w:tc>
+          <w:tcPr>
+            <w:tcW w:type="dxa" w:w="2450"/>
+            <w:tcBorders>
+              <w:top w:val="single" w:color="AAAAAA" w:sz="1"/>
+              <w:left w:val="single" w:color="AAAAAA" w:sz="1"/>
+              <w:bottom w:val="single" w:color="AAAAAA" w:sz="1"/>
+              <w:right w:val="single" w:color="AAAAAA" w:sz="1"/>
+            </w:tcBorders>
+            <w:tcMar>
+              <w:top w:type="dxa" w:w="60"/>
+              <w:left w:type="dxa" w:w="100"/>
+              <w:bottom w:type="dxa" w:w="60"/>
+              <w:right w:type="dxa" w:w="100"/>
+            </w:tcMar>
+          </w:tcPr>
+          <w:p>
+            <w:r>
+              <w:rPr>
+                <w:rFonts w:ascii="Arial" w:cs="Arial" w:eastAsia="Arial" w:hAnsi="Arial"/>
+                <w:b w:val="false"/>
+                <w:bCs w:val="false"/>
+                <w:i w:val="false"/>
+                <w:iCs w:val="false"/>
+                <w:sz w:val="18"/>
+                <w:szCs w:val="18"/>
+              </w:rPr>
+              <w:t xml:space="preserve">CR-EVENTS-MANAGE-DAT-051</w:t>
+            </w:r>
+          </w:p>
+        </w:tc>
+        <w:tc>
+          <w:tcPr>
+            <w:tcW w:type="dxa" w:w="2560"/>
+            <w:tcBorders>
+              <w:top w:val="single" w:color="AAAAAA" w:sz="1"/>
+              <w:left w:val="single" w:color="AAAAAA" w:sz="1"/>
+              <w:bottom w:val="single" w:color="AAAAAA" w:sz="1"/>
+              <w:right w:val="single" w:color="AAAAAA" w:sz="1"/>
+            </w:tcBorders>
+            <w:tcMar>
+              <w:top w:type="dxa" w:w="60"/>
+              <w:left w:type="dxa" w:w="100"/>
+              <w:bottom w:type="dxa" w:w="60"/>
+              <w:right w:type="dxa" w:w="100"/>
+            </w:tcMar>
+          </w:tcPr>
+          <w:p>
+            <w:r>
+              <w:rPr>
+                <w:rFonts w:ascii="Arial" w:cs="Arial" w:eastAsia="Arial" w:hAnsi="Arial"/>
+                <w:b w:val="false"/>
+                <w:bCs w:val="false"/>
+                <w:i w:val="false"/>
+                <w:iCs w:val="false"/>
+                <w:sz w:val="18"/>
+                <w:szCs w:val="18"/>
+              </w:rPr>
+              <w:t xml:space="preserve">Timestamp set when post-event attendance capture completes; serves as the idempotency key for the bridge. Read-only.</w:t>
+            </w:r>
+          </w:p>
+        </w:tc>
+      </w:tr>
+      <w:tr>
+        <w:tc>
+          <w:tcPr>
+            <w:tcW w:type="dxa" w:w="1900"/>
+            <w:tcBorders>
+              <w:top w:val="single" w:color="AAAAAA" w:sz="1"/>
+              <w:left w:val="single" w:color="AAAAAA" w:sz="1"/>
+              <w:bottom w:val="single" w:color="AAAAAA" w:sz="1"/>
+              <w:right w:val="single" w:color="AAAAAA" w:sz="1"/>
+            </w:tcBorders>
+            <w:tcMar>
+              <w:top w:type="dxa" w:w="60"/>
+              <w:left w:type="dxa" w:w="100"/>
+              <w:bottom w:type="dxa" w:w="60"/>
+              <w:right w:type="dxa" w:w="100"/>
+            </w:tcMar>
+          </w:tcPr>
+          <w:p>
+            <w:r>
+              <w:rPr>
+                <w:rFonts w:ascii="Arial" w:cs="Arial" w:eastAsia="Arial" w:hAnsi="Arial"/>
+                <w:b w:val="false"/>
+                <w:bCs w:val="false"/>
+                <w:i w:val="false"/>
+                <w:iCs w:val="false"/>
+                <w:sz w:val="18"/>
+                <w:szCs w:val="18"/>
+              </w:rPr>
+              <w:t xml:space="preserve">virtualMeetingLastSyncedAt</w:t>
+            </w:r>
+          </w:p>
+        </w:tc>
+        <w:tc>
+          <w:tcPr>
+            <w:tcW w:type="dxa" w:w="1500"/>
+            <w:tcBorders>
+              <w:top w:val="single" w:color="AAAAAA" w:sz="1"/>
+              <w:left w:val="single" w:color="AAAAAA" w:sz="1"/>
+              <w:bottom w:val="single" w:color="AAAAAA" w:sz="1"/>
+              <w:right w:val="single" w:color="AAAAAA" w:sz="1"/>
+            </w:tcBorders>
+            <w:tcMar>
+              <w:top w:type="dxa" w:w="60"/>
+              <w:left w:type="dxa" w:w="100"/>
+              <w:bottom w:type="dxa" w:w="60"/>
+              <w:right w:type="dxa" w:w="100"/>
+            </w:tcMar>
+          </w:tcPr>
+          <w:p>
+            <w:r>
+              <w:rPr>
+                <w:rFonts w:ascii="Arial" w:cs="Arial" w:eastAsia="Arial" w:hAnsi="Arial"/>
+                <w:b w:val="false"/>
+                <w:bCs w:val="false"/>
+                <w:i w:val="false"/>
+                <w:iCs w:val="false"/>
+                <w:sz w:val="18"/>
+                <w:szCs w:val="18"/>
+              </w:rPr>
+              <w:t xml:space="preserve">Event</w:t>
+            </w:r>
+          </w:p>
+        </w:tc>
+        <w:tc>
+          <w:tcPr>
+            <w:tcW w:type="dxa" w:w="950"/>
+            <w:tcBorders>
+              <w:top w:val="single" w:color="AAAAAA" w:sz="1"/>
+              <w:left w:val="single" w:color="AAAAAA" w:sz="1"/>
+              <w:bottom w:val="single" w:color="AAAAAA" w:sz="1"/>
+              <w:right w:val="single" w:color="AAAAAA" w:sz="1"/>
+            </w:tcBorders>
+            <w:tcMar>
+              <w:top w:type="dxa" w:w="60"/>
+              <w:left w:type="dxa" w:w="100"/>
+              <w:bottom w:type="dxa" w:w="60"/>
+              <w:right w:type="dxa" w:w="100"/>
+            </w:tcMar>
+          </w:tcPr>
+          <w:p>
+            <w:r>
+              <w:rPr>
+                <w:rFonts w:ascii="Arial" w:cs="Arial" w:eastAsia="Arial" w:hAnsi="Arial"/>
+                <w:b w:val="false"/>
+                <w:bCs w:val="false"/>
+                <w:i w:val="false"/>
+                <w:iCs w:val="false"/>
+                <w:sz w:val="18"/>
+                <w:szCs w:val="18"/>
+              </w:rPr>
+              <w:t xml:space="preserve">datetime</w:t>
+            </w:r>
+          </w:p>
+        </w:tc>
+        <w:tc>
+          <w:tcPr>
+            <w:tcW w:type="dxa" w:w="2450"/>
+            <w:tcBorders>
+              <w:top w:val="single" w:color="AAAAAA" w:sz="1"/>
+              <w:left w:val="single" w:color="AAAAAA" w:sz="1"/>
+              <w:bottom w:val="single" w:color="AAAAAA" w:sz="1"/>
+              <w:right w:val="single" w:color="AAAAAA" w:sz="1"/>
+            </w:tcBorders>
+            <w:tcMar>
+              <w:top w:type="dxa" w:w="60"/>
+              <w:left w:type="dxa" w:w="100"/>
+              <w:bottom w:type="dxa" w:w="60"/>
+              <w:right w:type="dxa" w:w="100"/>
+            </w:tcMar>
+          </w:tcPr>
+          <w:p>
+            <w:r>
+              <w:rPr>
+                <w:rFonts w:ascii="Arial" w:cs="Arial" w:eastAsia="Arial" w:hAnsi="Arial"/>
+                <w:b w:val="false"/>
+                <w:bCs w:val="false"/>
+                <w:i w:val="false"/>
+                <w:iCs w:val="false"/>
+                <w:sz w:val="18"/>
+                <w:szCs w:val="18"/>
+              </w:rPr>
+              <w:t xml:space="preserve">CR-EVENTS-MANAGE-DAT-052</w:t>
+            </w:r>
+          </w:p>
+        </w:tc>
+        <w:tc>
+          <w:tcPr>
+            <w:tcW w:type="dxa" w:w="2560"/>
+            <w:tcBorders>
+              <w:top w:val="single" w:color="AAAAAA" w:sz="1"/>
+              <w:left w:val="single" w:color="AAAAAA" w:sz="1"/>
+              <w:bottom w:val="single" w:color="AAAAAA" w:sz="1"/>
+              <w:right w:val="single" w:color="AAAAAA" w:sz="1"/>
+            </w:tcBorders>
+            <w:tcMar>
+              <w:top w:type="dxa" w:w="60"/>
+              <w:left w:type="dxa" w:w="100"/>
+              <w:bottom w:type="dxa" w:w="60"/>
+              <w:right w:type="dxa" w:w="100"/>
+            </w:tcMar>
+          </w:tcPr>
+          <w:p>
+            <w:r>
+              <w:rPr>
+                <w:rFonts w:ascii="Arial" w:cs="Arial" w:eastAsia="Arial" w:hAnsi="Arial"/>
+                <w:b w:val="false"/>
+                <w:bCs w:val="false"/>
+                <w:i w:val="false"/>
+                <w:iCs w:val="false"/>
+                <w:sz w:val="18"/>
+                <w:szCs w:val="18"/>
+              </w:rPr>
+              <w:t xml:space="preserve">Timestamp of the last successful outbound sync of Event changes to the platform webinar. Read-only.</w:t>
+            </w:r>
+          </w:p>
+        </w:tc>
+      </w:tr>
+      <w:tr>
+        <w:tc>
+          <w:tcPr>
+            <w:tcW w:type="dxa" w:w="1900"/>
+            <w:tcBorders>
+              <w:top w:val="single" w:color="AAAAAA" w:sz="1"/>
+              <w:left w:val="single" w:color="AAAAAA" w:sz="1"/>
+              <w:bottom w:val="single" w:color="AAAAAA" w:sz="1"/>
+              <w:right w:val="single" w:color="AAAAAA" w:sz="1"/>
+            </w:tcBorders>
+            <w:tcMar>
+              <w:top w:type="dxa" w:w="60"/>
+              <w:left w:type="dxa" w:w="100"/>
+              <w:bottom w:type="dxa" w:w="60"/>
+              <w:right w:type="dxa" w:w="100"/>
+            </w:tcMar>
+          </w:tcPr>
+          <w:p>
+            <w:r>
+              <w:rPr>
+                <w:rFonts w:ascii="Arial" w:cs="Arial" w:eastAsia="Arial" w:hAnsi="Arial"/>
+                <w:b w:val="false"/>
+                <w:bCs w:val="false"/>
+                <w:i w:val="false"/>
+                <w:iCs w:val="false"/>
+                <w:sz w:val="18"/>
+                <w:szCs w:val="18"/>
+              </w:rPr>
+              <w:t xml:space="preserve">virtualMeetingRegistrantId</w:t>
+            </w:r>
+          </w:p>
+        </w:tc>
+        <w:tc>
+          <w:tcPr>
+            <w:tcW w:type="dxa" w:w="1500"/>
+            <w:tcBorders>
+              <w:top w:val="single" w:color="AAAAAA" w:sz="1"/>
+              <w:left w:val="single" w:color="AAAAAA" w:sz="1"/>
+              <w:bottom w:val="single" w:color="AAAAAA" w:sz="1"/>
+              <w:right w:val="single" w:color="AAAAAA" w:sz="1"/>
+            </w:tcBorders>
+            <w:tcMar>
+              <w:top w:type="dxa" w:w="60"/>
+              <w:left w:type="dxa" w:w="100"/>
+              <w:bottom w:type="dxa" w:w="60"/>
+              <w:right w:type="dxa" w:w="100"/>
+            </w:tcMar>
+          </w:tcPr>
+          <w:p>
+            <w:r>
+              <w:rPr>
+                <w:rFonts w:ascii="Arial" w:cs="Arial" w:eastAsia="Arial" w:hAnsi="Arial"/>
+                <w:b w:val="false"/>
+                <w:bCs w:val="false"/>
+                <w:i w:val="false"/>
+                <w:iCs w:val="false"/>
+                <w:sz w:val="18"/>
+                <w:szCs w:val="18"/>
+              </w:rPr>
+              <w:t xml:space="preserve">Event Registration</w:t>
+            </w:r>
+          </w:p>
+        </w:tc>
+        <w:tc>
+          <w:tcPr>
+            <w:tcW w:type="dxa" w:w="950"/>
+            <w:tcBorders>
+              <w:top w:val="single" w:color="AAAAAA" w:sz="1"/>
+              <w:left w:val="single" w:color="AAAAAA" w:sz="1"/>
+              <w:bottom w:val="single" w:color="AAAAAA" w:sz="1"/>
+              <w:right w:val="single" w:color="AAAAAA" w:sz="1"/>
+            </w:tcBorders>
+            <w:tcMar>
+              <w:top w:type="dxa" w:w="60"/>
+              <w:left w:type="dxa" w:w="100"/>
+              <w:bottom w:type="dxa" w:w="60"/>
+              <w:right w:type="dxa" w:w="100"/>
+            </w:tcMar>
+          </w:tcPr>
+          <w:p>
+            <w:r>
+              <w:rPr>
+                <w:rFonts w:ascii="Arial" w:cs="Arial" w:eastAsia="Arial" w:hAnsi="Arial"/>
+                <w:b w:val="false"/>
+                <w:bCs w:val="false"/>
+                <w:i w:val="false"/>
+                <w:iCs w:val="false"/>
+                <w:sz w:val="18"/>
+                <w:szCs w:val="18"/>
+              </w:rPr>
+              <w:t xml:space="preserve">varchar</w:t>
+            </w:r>
+          </w:p>
+        </w:tc>
+        <w:tc>
+          <w:tcPr>
+            <w:tcW w:type="dxa" w:w="2450"/>
+            <w:tcBorders>
+              <w:top w:val="single" w:color="AAAAAA" w:sz="1"/>
+              <w:left w:val="single" w:color="AAAAAA" w:sz="1"/>
+              <w:bottom w:val="single" w:color="AAAAAA" w:sz="1"/>
+              <w:right w:val="single" w:color="AAAAAA" w:sz="1"/>
+            </w:tcBorders>
+            <w:tcMar>
+              <w:top w:type="dxa" w:w="60"/>
+              <w:left w:type="dxa" w:w="100"/>
+              <w:bottom w:type="dxa" w:w="60"/>
+              <w:right w:type="dxa" w:w="100"/>
+            </w:tcMar>
+          </w:tcPr>
+          <w:p>
+            <w:r>
+              <w:rPr>
+                <w:rFonts w:ascii="Arial" w:cs="Arial" w:eastAsia="Arial" w:hAnsi="Arial"/>
+                <w:b w:val="false"/>
+                <w:bCs w:val="false"/>
+                <w:i w:val="false"/>
+                <w:iCs w:val="false"/>
+                <w:sz w:val="18"/>
+                <w:szCs w:val="18"/>
+              </w:rPr>
+              <w:t xml:space="preserve">CR-EVENTS-MANAGE-DAT-053</w:t>
+            </w:r>
+          </w:p>
+        </w:tc>
+        <w:tc>
+          <w:tcPr>
+            <w:tcW w:type="dxa" w:w="2560"/>
+            <w:tcBorders>
+              <w:top w:val="single" w:color="AAAAAA" w:sz="1"/>
+              <w:left w:val="single" w:color="AAAAAA" w:sz="1"/>
+              <w:bottom w:val="single" w:color="AAAAAA" w:sz="1"/>
+              <w:right w:val="single" w:color="AAAAAA" w:sz="1"/>
+            </w:tcBorders>
+            <w:tcMar>
+              <w:top w:type="dxa" w:w="60"/>
+              <w:left w:type="dxa" w:w="100"/>
+              <w:bottom w:type="dxa" w:w="60"/>
+              <w:right w:type="dxa" w:w="100"/>
+            </w:tcMar>
+          </w:tcPr>
+          <w:p>
+            <w:r>
+              <w:rPr>
+                <w:rFonts w:ascii="Arial" w:cs="Arial" w:eastAsia="Arial" w:hAnsi="Arial"/>
+                <w:b w:val="false"/>
+                <w:bCs w:val="false"/>
+                <w:i w:val="false"/>
+                <w:iCs w:val="false"/>
+                <w:sz w:val="18"/>
+                <w:szCs w:val="18"/>
+              </w:rPr>
+              <w:t xml:space="preserve">Platform-side registrant identifier, populated when the registration is pushed to the virtual meeting platform. Read-only.</w:t>
+            </w:r>
+          </w:p>
+        </w:tc>
+      </w:tr>
+    </w:tbl>
+    <w:p>
+      <w:pPr>
         <w:pStyle w:val="Heading1"/>
         <w:spacing w:after="120" w:before="360"/>
       </w:pPr>
@@ -17717,7 +18715,7 @@
                 <w:sz w:val="20"/>
                 <w:szCs w:val="20"/>
               </w:rPr>
-              <w:t xml:space="preserve">Virtual attendance import tooling deferred. v1.0 relies on manual transcription from meeting platform attendance reports. A generic platform-agnostic import utility is not included in v1.0 because CBM has not standardized on a virtual meeting platform and current event volume does not clearly justify the development effort.</w:t>
+              <w:t xml:space="preserve">Platform-agnostic virtual attendance import is deferred. A virtual meeting platform integration bridge is specified (see the Event and Event Registration Entity PRDs and EVT-DEC-011) and provides automated attendance capture when a deployment enables it. Deployments without the integration, and virtual events held on another platform, rely on manual transcription from the platform attendance report. A generic, platform-agnostic import utility covering non-integrated platforms is not included in v1.0.</w:t>
             </w:r>
           </w:p>
         </w:tc>
@@ -17748,7 +18746,7 @@
                 <w:sz w:val="20"/>
                 <w:szCs w:val="20"/>
               </w:rPr>
-              <w:t xml:space="preserve">Revisit when CBM standardizes on a virtual meeting platform or when manual transcription becomes operationally burdensome due to event volume growth. The Event Registration and attendance data model already supports bulk update, so the addition would be a UI and import-reconciliation layer rather than a data-model change.</w:t>
+              <w:t xml:space="preserve">Revisit when CBM adopts an additional virtual meeting platform or when manual transcription for non-integrated platforms becomes operationally burdensome due to event volume growth. The Event Registration and attendance data model already supports bulk update, so the addition would be a UI and import-reconciliation layer rather than a data-model change.</w:t>
             </w:r>
           </w:p>
         </w:tc>
@@ -18751,7 +19749,7 @@
           <w:sz w:val="22"/>
           <w:szCs w:val="22"/>
         </w:rPr>
-        <w:t xml:space="preserve">In-person primary mechanism is post-event bulk update from a sign-in sheet, using Mark Selected as Attended and Mark Remaining as No-Show actions. A Check-In view is available as an optional UX alternative on the Event detail page. Virtual primary mechanism is manual transcription from the platform attendance report, reconciled against Event Registrations by email match. No import tooling in v1.0. Mismatches (platform attendee whose email doesn't match any Event Registration) handled via walk-in flow.</w:t>
+        <w:t xml:space="preserve">In-person primary mechanism is post-event bulk update from a sign-in sheet, using Mark Selected as Attended and Mark Remaining as No-Show actions. A Check-In view is available as an optional UX alternative on the Event detail page. For virtual events, the virtual meeting platform integration captures attendance automatically when a deployment enables it: the bridge writes attendanceStatus and auto-creates Walk-In registrations for unmatched participants. Without the integration, or on another platform, the virtual mechanism is manual transcription from the platform attendance report, reconciled against Event Registrations by email match, with unmatched participants handled via the walk-in flow.</w:t>
       </w:r>
     </w:p>
     <w:p>
@@ -19199,6 +20197,331 @@
         <w:t xml:space="preserve">All seven reports approved as defined. Reports other than the Upcoming Events Dashboard are parameterized for date range and filter changes without definition edits.</w:t>
       </w:r>
     </w:p>
+    <w:p>
+      <w:pPr>
+        <w:pStyle w:val="Heading1"/>
+        <w:spacing w:after="120" w:before="360"/>
+      </w:pPr>
+      <w:r>
+        <w:rPr>
+          <w:rFonts w:ascii="Arial" w:cs="Arial" w:eastAsia="Arial" w:hAnsi="Arial"/>
+          <w:b/>
+          <w:bCs/>
+          <w:i w:val="false"/>
+          <w:iCs w:val="false"/>
+          <w:color w:val="1F3864"/>
+          <w:sz w:val="32"/>
+          <w:szCs w:val="32"/>
+        </w:rPr>
+        <w:t xml:space="preserve">12. Change Log</w:t>
+      </w:r>
+    </w:p>
+    <w:tbl>
+      <w:tblPr>
+        <w:tblW w:type="dxa" w:w="9360"/>
+        <w:tblBorders>
+          <w:top w:val="single" w:color="AAAAAA" w:sz="1"/>
+          <w:left w:val="single" w:color="AAAAAA" w:sz="1"/>
+          <w:bottom w:val="single" w:color="AAAAAA" w:sz="1"/>
+          <w:right w:val="single" w:color="AAAAAA" w:sz="1"/>
+          <w:insideH w:val="single" w:color="AAAAAA" w:sz="1"/>
+          <w:insideV w:val="single" w:color="AAAAAA" w:sz="1"/>
+        </w:tblBorders>
+      </w:tblPr>
+      <w:tblGrid>
+        <w:gridCol w:w="1300"/>
+        <w:gridCol w:w="1900"/>
+        <w:gridCol w:w="6160"/>
+      </w:tblGrid>
+      <w:tr>
+        <w:tc>
+          <w:tcPr>
+            <w:tcW w:type="dxa" w:w="1300"/>
+            <w:tcBorders>
+              <w:top w:val="single" w:color="AAAAAA" w:sz="1"/>
+              <w:left w:val="single" w:color="AAAAAA" w:sz="1"/>
+              <w:bottom w:val="single" w:color="AAAAAA" w:sz="1"/>
+              <w:right w:val="single" w:color="AAAAAA" w:sz="1"/>
+            </w:tcBorders>
+            <w:shd w:fill="F2F7FB" w:val="clear"/>
+            <w:tcMar>
+              <w:top w:type="dxa" w:w="60"/>
+              <w:left w:type="dxa" w:w="100"/>
+              <w:bottom w:type="dxa" w:w="60"/>
+              <w:right w:type="dxa" w:w="100"/>
+            </w:tcMar>
+          </w:tcPr>
+          <w:p>
+            <w:r>
+              <w:rPr>
+                <w:rFonts w:ascii="Arial" w:cs="Arial" w:eastAsia="Arial" w:hAnsi="Arial"/>
+                <w:b/>
+                <w:bCs/>
+                <w:i w:val="false"/>
+                <w:iCs w:val="false"/>
+                <w:sz w:val="20"/>
+                <w:szCs w:val="20"/>
+              </w:rPr>
+              <w:t xml:space="preserve">Version</w:t>
+            </w:r>
+          </w:p>
+        </w:tc>
+        <w:tc>
+          <w:tcPr>
+            <w:tcW w:type="dxa" w:w="1900"/>
+            <w:tcBorders>
+              <w:top w:val="single" w:color="AAAAAA" w:sz="1"/>
+              <w:left w:val="single" w:color="AAAAAA" w:sz="1"/>
+              <w:bottom w:val="single" w:color="AAAAAA" w:sz="1"/>
+              <w:right w:val="single" w:color="AAAAAA" w:sz="1"/>
+            </w:tcBorders>
+            <w:shd w:fill="F2F7FB" w:val="clear"/>
+            <w:tcMar>
+              <w:top w:type="dxa" w:w="60"/>
+              <w:left w:type="dxa" w:w="100"/>
+              <w:bottom w:type="dxa" w:w="60"/>
+              <w:right w:type="dxa" w:w="100"/>
+            </w:tcMar>
+          </w:tcPr>
+          <w:p>
+            <w:r>
+              <w:rPr>
+                <w:rFonts w:ascii="Arial" w:cs="Arial" w:eastAsia="Arial" w:hAnsi="Arial"/>
+                <w:b/>
+                <w:bCs/>
+                <w:i w:val="false"/>
+                <w:iCs w:val="false"/>
+                <w:sz w:val="20"/>
+                <w:szCs w:val="20"/>
+              </w:rPr>
+              <w:t xml:space="preserve">Date</w:t>
+            </w:r>
+          </w:p>
+        </w:tc>
+        <w:tc>
+          <w:tcPr>
+            <w:tcW w:type="dxa" w:w="6160"/>
+            <w:tcBorders>
+              <w:top w:val="single" w:color="AAAAAA" w:sz="1"/>
+              <w:left w:val="single" w:color="AAAAAA" w:sz="1"/>
+              <w:bottom w:val="single" w:color="AAAAAA" w:sz="1"/>
+              <w:right w:val="single" w:color="AAAAAA" w:sz="1"/>
+            </w:tcBorders>
+            <w:shd w:fill="F2F7FB" w:val="clear"/>
+            <w:tcMar>
+              <w:top w:type="dxa" w:w="60"/>
+              <w:left w:type="dxa" w:w="100"/>
+              <w:bottom w:type="dxa" w:w="60"/>
+              <w:right w:type="dxa" w:w="100"/>
+            </w:tcMar>
+          </w:tcPr>
+          <w:p>
+            <w:r>
+              <w:rPr>
+                <w:rFonts w:ascii="Arial" w:cs="Arial" w:eastAsia="Arial" w:hAnsi="Arial"/>
+                <w:b/>
+                <w:bCs/>
+                <w:i w:val="false"/>
+                <w:iCs w:val="false"/>
+                <w:sz w:val="20"/>
+                <w:szCs w:val="20"/>
+              </w:rPr>
+              <w:t xml:space="preserve">Summary of Changes</w:t>
+            </w:r>
+          </w:p>
+        </w:tc>
+      </w:tr>
+      <w:tr>
+        <w:tc>
+          <w:tcPr>
+            <w:tcW w:type="dxa" w:w="1300"/>
+            <w:tcBorders>
+              <w:top w:val="single" w:color="AAAAAA" w:sz="1"/>
+              <w:left w:val="single" w:color="AAAAAA" w:sz="1"/>
+              <w:bottom w:val="single" w:color="AAAAAA" w:sz="1"/>
+              <w:right w:val="single" w:color="AAAAAA" w:sz="1"/>
+            </w:tcBorders>
+            <w:tcMar>
+              <w:top w:type="dxa" w:w="60"/>
+              <w:left w:type="dxa" w:w="100"/>
+              <w:bottom w:type="dxa" w:w="60"/>
+              <w:right w:type="dxa" w:w="100"/>
+            </w:tcMar>
+          </w:tcPr>
+          <w:p>
+            <w:r>
+              <w:rPr>
+                <w:rFonts w:ascii="Arial" w:cs="Arial" w:eastAsia="Arial" w:hAnsi="Arial"/>
+                <w:b w:val="false"/>
+                <w:bCs w:val="false"/>
+                <w:i w:val="false"/>
+                <w:iCs w:val="false"/>
+                <w:sz w:val="20"/>
+                <w:szCs w:val="20"/>
+              </w:rPr>
+              <w:t xml:space="preserve">1.1</w:t>
+            </w:r>
+          </w:p>
+        </w:tc>
+        <w:tc>
+          <w:tcPr>
+            <w:tcW w:type="dxa" w:w="1900"/>
+            <w:tcBorders>
+              <w:top w:val="single" w:color="AAAAAA" w:sz="1"/>
+              <w:left w:val="single" w:color="AAAAAA" w:sz="1"/>
+              <w:bottom w:val="single" w:color="AAAAAA" w:sz="1"/>
+              <w:right w:val="single" w:color="AAAAAA" w:sz="1"/>
+            </w:tcBorders>
+            <w:tcMar>
+              <w:top w:type="dxa" w:w="60"/>
+              <w:left w:type="dxa" w:w="100"/>
+              <w:bottom w:type="dxa" w:w="60"/>
+              <w:right w:type="dxa" w:w="100"/>
+            </w:tcMar>
+          </w:tcPr>
+          <w:p>
+            <w:r>
+              <w:rPr>
+                <w:rFonts w:ascii="Arial" w:cs="Arial" w:eastAsia="Arial" w:hAnsi="Arial"/>
+                <w:b w:val="false"/>
+                <w:bCs w:val="false"/>
+                <w:i w:val="false"/>
+                <w:iCs w:val="false"/>
+                <w:sz w:val="20"/>
+                <w:szCs w:val="20"/>
+              </w:rPr>
+              <w:t xml:space="preserve">05-29-26 14:00</w:t>
+            </w:r>
+          </w:p>
+        </w:tc>
+        <w:tc>
+          <w:tcPr>
+            <w:tcW w:type="dxa" w:w="6160"/>
+            <w:tcBorders>
+              <w:top w:val="single" w:color="AAAAAA" w:sz="1"/>
+              <w:left w:val="single" w:color="AAAAAA" w:sz="1"/>
+              <w:bottom w:val="single" w:color="AAAAAA" w:sz="1"/>
+              <w:right w:val="single" w:color="AAAAAA" w:sz="1"/>
+            </w:tcBorders>
+            <w:tcMar>
+              <w:top w:type="dxa" w:w="60"/>
+              <w:left w:type="dxa" w:w="100"/>
+              <w:bottom w:type="dxa" w:w="60"/>
+              <w:right w:type="dxa" w:w="100"/>
+            </w:tcMar>
+          </w:tcPr>
+          <w:p>
+            <w:r>
+              <w:rPr>
+                <w:rFonts w:ascii="Arial" w:cs="Arial" w:eastAsia="Arial" w:hAnsi="Arial"/>
+                <w:b w:val="false"/>
+                <w:bCs w:val="false"/>
+                <w:i w:val="false"/>
+                <w:iCs w:val="false"/>
+                <w:sz w:val="20"/>
+                <w:szCs w:val="20"/>
+              </w:rPr>
+              <w:t xml:space="preserve">Ratified the conditional virtual meeting platform integration and propagated it upstream from the entity PRDs. Updated the attendance workflow step and the attendance-mechanism decision to describe automated capture when the integration is enabled. Rescoped CR-EVENTS-MANAGE-ISS-001 from a blanket deferral to platform-agnostic import for non-integrated platforms only. Added five integration data items, CR-EVENTS-MANAGE-DAT-049 through DAT-053. Used platform-neutral language throughout.</w:t>
+            </w:r>
+          </w:p>
+        </w:tc>
+      </w:tr>
+      <w:tr>
+        <w:tc>
+          <w:tcPr>
+            <w:tcW w:type="dxa" w:w="1300"/>
+            <w:tcBorders>
+              <w:top w:val="single" w:color="AAAAAA" w:sz="1"/>
+              <w:left w:val="single" w:color="AAAAAA" w:sz="1"/>
+              <w:bottom w:val="single" w:color="AAAAAA" w:sz="1"/>
+              <w:right w:val="single" w:color="AAAAAA" w:sz="1"/>
+            </w:tcBorders>
+            <w:tcMar>
+              <w:top w:type="dxa" w:w="60"/>
+              <w:left w:type="dxa" w:w="100"/>
+              <w:bottom w:type="dxa" w:w="60"/>
+              <w:right w:type="dxa" w:w="100"/>
+            </w:tcMar>
+          </w:tcPr>
+          <w:p>
+            <w:r>
+              <w:rPr>
+                <w:rFonts w:ascii="Arial" w:cs="Arial" w:eastAsia="Arial" w:hAnsi="Arial"/>
+                <w:b w:val="false"/>
+                <w:bCs w:val="false"/>
+                <w:i w:val="false"/>
+                <w:iCs w:val="false"/>
+                <w:sz w:val="20"/>
+                <w:szCs w:val="20"/>
+              </w:rPr>
+              <w:t xml:space="preserve">1.0</w:t>
+            </w:r>
+          </w:p>
+        </w:tc>
+        <w:tc>
+          <w:tcPr>
+            <w:tcW w:type="dxa" w:w="1900"/>
+            <w:tcBorders>
+              <w:top w:val="single" w:color="AAAAAA" w:sz="1"/>
+              <w:left w:val="single" w:color="AAAAAA" w:sz="1"/>
+              <w:bottom w:val="single" w:color="AAAAAA" w:sz="1"/>
+              <w:right w:val="single" w:color="AAAAAA" w:sz="1"/>
+            </w:tcBorders>
+            <w:tcMar>
+              <w:top w:type="dxa" w:w="60"/>
+              <w:left w:type="dxa" w:w="100"/>
+              <w:bottom w:type="dxa" w:w="60"/>
+              <w:right w:type="dxa" w:w="100"/>
+            </w:tcMar>
+          </w:tcPr>
+          <w:p>
+            <w:r>
+              <w:rPr>
+                <w:rFonts w:ascii="Arial" w:cs="Arial" w:eastAsia="Arial" w:hAnsi="Arial"/>
+                <w:b w:val="false"/>
+                <w:bCs w:val="false"/>
+                <w:i w:val="false"/>
+                <w:iCs w:val="false"/>
+                <w:sz w:val="20"/>
+                <w:szCs w:val="20"/>
+              </w:rPr>
+              <w:t xml:space="preserve">04-13-26 12:00</w:t>
+            </w:r>
+          </w:p>
+        </w:tc>
+        <w:tc>
+          <w:tcPr>
+            <w:tcW w:type="dxa" w:w="6160"/>
+            <w:tcBorders>
+              <w:top w:val="single" w:color="AAAAAA" w:sz="1"/>
+              <w:left w:val="single" w:color="AAAAAA" w:sz="1"/>
+              <w:bottom w:val="single" w:color="AAAAAA" w:sz="1"/>
+              <w:right w:val="single" w:color="AAAAAA" w:sz="1"/>
+            </w:tcBorders>
+            <w:tcMar>
+              <w:top w:type="dxa" w:w="60"/>
+              <w:left w:type="dxa" w:w="100"/>
+              <w:bottom w:type="dxa" w:w="60"/>
+              <w:right w:type="dxa" w:w="100"/>
+            </w:tcMar>
+          </w:tcPr>
+          <w:p>
+            <w:r>
+              <w:rPr>
+                <w:rFonts w:ascii="Arial" w:cs="Arial" w:eastAsia="Arial" w:hAnsi="Arial"/>
+                <w:b w:val="false"/>
+                <w:bCs w:val="false"/>
+                <w:i w:val="false"/>
+                <w:iCs w:val="false"/>
+                <w:sz w:val="20"/>
+                <w:szCs w:val="20"/>
+              </w:rPr>
+              <w:t xml:space="preserve">Initial CR-EVENTS-MANAGE process definition document.</w:t>
+            </w:r>
+          </w:p>
+        </w:tc>
+      </w:tr>
+    </w:tbl>
     <w:sectPr>
       <w:headerReference w:type="default" r:id="rId7"/>
       <w:footerReference w:type="default" r:id="rId8"/>

--- a/PRDs/CR/EVENTS/CR-EVENTS-MANAGE.docx
+++ b/PRDs/CR/EVENTS/CR-EVENTS-MANAGE.docx
@@ -329,7 +329,7 @@
                 <w:sz w:val="20"/>
                 <w:szCs w:val="20"/>
               </w:rPr>
-              <w:t xml:space="preserve">1.1</w:t>
+              <w:t xml:space="preserve">1.2</w:t>
             </w:r>
           </w:p>
         </w:tc>
@@ -459,7 +459,7 @@
                 <w:sz w:val="20"/>
                 <w:szCs w:val="20"/>
               </w:rPr>
-              <w:t xml:space="preserve">05-29-26 14:00</w:t>
+              <w:t xml:space="preserve">05-29-26 16:30</w:t>
             </w:r>
           </w:p>
         </w:tc>
@@ -1091,6 +1091,50 @@
           <w:sz w:val="22"/>
           <w:szCs w:val="22"/>
         </w:rPr>
+        <w:t xml:space="preserve">When the Event is ready to be advertised, the Content and Event Administrator publishes it to the public list of available events by setting listedPublicly. Publishing is a deliberate, reversible action that is separate from the Scheduled transition: an Event can be Scheduled without being listed, and it can be unlisted again without changing status. The system records the moment of first publication in publishedAt. Listing is independent of whether registration is open.</w:t>
+      </w:r>
+    </w:p>
+    <w:p>
+      <w:pPr>
+        <w:pStyle w:val="ListParagraph"/>
+        <w:numPr>
+          <w:ilvl w:val="0"/>
+          <w:numId w:val="3"/>
+        </w:numPr>
+        <w:spacing w:after="80"/>
+      </w:pPr>
+      <w:r>
+        <w:rPr>
+          <w:rFonts w:ascii="Arial" w:cs="Arial" w:eastAsia="Arial" w:hAnsi="Arial"/>
+          <w:b w:val="false"/>
+          <w:bCs w:val="false"/>
+          <w:i w:val="false"/>
+          <w:iCs w:val="false"/>
+          <w:sz w:val="22"/>
+          <w:szCs w:val="22"/>
+        </w:rPr>
+        <w:t xml:space="preserve">Prospective attendees browse the public list of available events in the custom web application. The list shows only Events that are listed, at Scheduled status, and not yet started, ordered soonest-first; an Event drops off the list at its start time. Selecting an Event leads to the same public registration form, so a registration that originates from the list follows the identical Contact match-or-create and Account precedence handling described in the following steps.</w:t>
+      </w:r>
+    </w:p>
+    <w:p>
+      <w:pPr>
+        <w:pStyle w:val="ListParagraph"/>
+        <w:numPr>
+          <w:ilvl w:val="0"/>
+          <w:numId w:val="3"/>
+        </w:numPr>
+        <w:spacing w:after="80"/>
+      </w:pPr>
+      <w:r>
+        <w:rPr>
+          <w:rFonts w:ascii="Arial" w:cs="Arial" w:eastAsia="Arial" w:hAnsi="Arial"/>
+          <w:b w:val="false"/>
+          <w:bCs w:val="false"/>
+          <w:i w:val="false"/>
+          <w:iCs w:val="false"/>
+          <w:sz w:val="22"/>
+          <w:szCs w:val="22"/>
+        </w:rPr>
         <w:t xml:space="preserve">Registrants submit the public registration form. For each submission the system evaluates the registration inputs, creates or matches a Contact record following the Universal Contact-Creation Rules, creates an Event Registration record linking the Contact to the Event, and queues a confirmation email.</w:t>
       </w:r>
     </w:p>
@@ -1245,7 +1289,7 @@
           <w:sz w:val="22"/>
           <w:szCs w:val="22"/>
         </w:rPr>
-        <w:t xml:space="preserve">If the event is cancelled, the Content and Event Administrator manually transitions the Event to Cancelled. If registrations exist, the system surfaces a confirmation dialog displaying the registration count. No automatic cancellation notification is sent to registrants. The Administrator composes and sends the cancellation communication as a separate action.</w:t>
+        <w:t xml:space="preserve">If the event is cancelled, the Content and Event Administrator manually transitions the Event to Cancelled. If registrations exist, the system surfaces a confirmation dialog displaying the registration count. No automatic cancellation notification is sent to registrants. The Administrator composes and sends the cancellation communication as a separate action. On the transition to Cancelled, the system also clears listedPublicly, removing the Event from the public list of available events.</w:t>
       </w:r>
     </w:p>
     <w:p>
@@ -1267,7 +1311,7 @@
           <w:sz w:val="22"/>
           <w:szCs w:val="22"/>
         </w:rPr>
-        <w:t xml:space="preserve">If the event is rescheduled, the Content and Event Administrator manually transitions the Event to Postponed, revises dateStart and dateEnd to the new values once known, and transitions back to Scheduled. The same confirmation-dialog guard applies. Existing Event Registrations are retained across the Postponed transition; registrants remain registered for the rescheduled event unless individually cancelled.</w:t>
+        <w:t xml:space="preserve">If the event is rescheduled, the Content and Event Administrator manually transitions the Event to Postponed, revises dateStart and dateEnd to the new values once known, and transitions back to Scheduled. The same confirmation-dialog guard applies. Existing Event Registrations are retained across the Postponed transition; registrants remain registered for the rescheduled event unless individually cancelled. The transition to Postponed clears listedPublicly, so the Event no longer appears on the public list; after rescheduling and transitioning back to Scheduled, the Administrator re-publishes the Event to the list if it should appear again.</w:t>
       </w:r>
     </w:p>
     <w:p>
@@ -1356,6 +1400,28 @@
           <w:szCs w:val="22"/>
         </w:rPr>
         <w:t xml:space="preserve">The Content and Event Administrator may correct any attendance record at any time through direct edit on the Event Registration. The Event.status value is not reset by late attendance corrections.</w:t>
+      </w:r>
+    </w:p>
+    <w:p>
+      <w:pPr>
+        <w:pStyle w:val="ListParagraph"/>
+        <w:numPr>
+          <w:ilvl w:val="0"/>
+          <w:numId w:val="3"/>
+        </w:numPr>
+        <w:spacing w:after="80"/>
+      </w:pPr>
+      <w:r>
+        <w:rPr>
+          <w:rFonts w:ascii="Arial" w:cs="Arial" w:eastAsia="Arial" w:hAnsi="Arial"/>
+          <w:b w:val="false"/>
+          <w:bCs w:val="false"/>
+          <w:i w:val="false"/>
+          <w:iCs w:val="false"/>
+          <w:sz w:val="22"/>
+          <w:szCs w:val="22"/>
+        </w:rPr>
+        <w:t xml:space="preserve">After the Event reaches Completed and a recording exists, the Content and Event Administrator may publish that recording to the public Resources page. Using recordingUrl as the entry point, the Administrator reaches the raw recording in the system that captured it, downloads and edits it, and re-hosts the finished version in a reliable location. The Administrator then creates a Resource record for the edited recording, links it to this Event, and publishes it. The raw recordingUrl remains a back-office reference and never appears on the public Resources page; the published copy is the separate Resource. This recording-migration step is manual and optional per Event. See the Resource entity and the CR-RESOURCES sub-domain.</w:t>
       </w:r>
     </w:p>
     <w:p>
@@ -5248,6 +5314,204 @@
           </w:p>
         </w:tc>
       </w:tr>
+      <w:tr>
+        <w:tc>
+          <w:tcPr>
+            <w:tcW w:type="dxa" w:w="2400"/>
+            <w:tcBorders>
+              <w:top w:val="single" w:color="AAAAAA" w:sz="1"/>
+              <w:left w:val="single" w:color="AAAAAA" w:sz="1"/>
+              <w:bottom w:val="single" w:color="AAAAAA" w:sz="1"/>
+              <w:right w:val="single" w:color="AAAAAA" w:sz="1"/>
+            </w:tcBorders>
+            <w:shd w:fill="FFFFFF" w:val="clear"/>
+            <w:tcMar>
+              <w:top w:type="dxa" w:w="60"/>
+              <w:left w:type="dxa" w:w="100"/>
+              <w:bottom w:type="dxa" w:w="60"/>
+              <w:right w:type="dxa" w:w="100"/>
+            </w:tcMar>
+          </w:tcPr>
+          <w:p>
+            <w:r>
+              <w:rPr>
+                <w:rFonts w:ascii="Arial" w:cs="Arial" w:eastAsia="Arial" w:hAnsi="Arial"/>
+                <w:b/>
+                <w:bCs/>
+                <w:i w:val="false"/>
+                <w:iCs w:val="false"/>
+                <w:sz w:val="20"/>
+                <w:szCs w:val="20"/>
+              </w:rPr>
+              <w:t xml:space="preserve">CR-EVENTS-MANAGE-REQ-055</w:t>
+            </w:r>
+          </w:p>
+        </w:tc>
+        <w:tc>
+          <w:tcPr>
+            <w:tcW w:type="dxa" w:w="6960"/>
+            <w:tcBorders>
+              <w:top w:val="single" w:color="AAAAAA" w:sz="1"/>
+              <w:left w:val="single" w:color="AAAAAA" w:sz="1"/>
+              <w:bottom w:val="single" w:color="AAAAAA" w:sz="1"/>
+              <w:right w:val="single" w:color="AAAAAA" w:sz="1"/>
+            </w:tcBorders>
+            <w:shd w:fill="FFFFFF" w:val="clear"/>
+            <w:tcMar>
+              <w:top w:type="dxa" w:w="60"/>
+              <w:left w:type="dxa" w:w="100"/>
+              <w:bottom w:type="dxa" w:w="60"/>
+              <w:right w:type="dxa" w:w="100"/>
+            </w:tcMar>
+          </w:tcPr>
+          <w:p>
+            <w:r>
+              <w:rPr>
+                <w:rFonts w:ascii="Arial" w:cs="Arial" w:eastAsia="Arial" w:hAnsi="Arial"/>
+                <w:b w:val="false"/>
+                <w:bCs w:val="false"/>
+                <w:i w:val="false"/>
+                <w:iCs w:val="false"/>
+                <w:sz w:val="20"/>
+                <w:szCs w:val="20"/>
+              </w:rPr>
+              <w:t xml:space="preserve">The system must provide a reversible publish-to-list action on the Event, controlled by listedPublicly and independent of the Scheduled status, and must record the first-publication time in publishedAt.</w:t>
+            </w:r>
+          </w:p>
+        </w:tc>
+      </w:tr>
+      <w:tr>
+        <w:tc>
+          <w:tcPr>
+            <w:tcW w:type="dxa" w:w="2400"/>
+            <w:tcBorders>
+              <w:top w:val="single" w:color="AAAAAA" w:sz="1"/>
+              <w:left w:val="single" w:color="AAAAAA" w:sz="1"/>
+              <w:bottom w:val="single" w:color="AAAAAA" w:sz="1"/>
+              <w:right w:val="single" w:color="AAAAAA" w:sz="1"/>
+            </w:tcBorders>
+            <w:shd w:fill="FFFFFF" w:val="clear"/>
+            <w:tcMar>
+              <w:top w:type="dxa" w:w="60"/>
+              <w:left w:type="dxa" w:w="100"/>
+              <w:bottom w:type="dxa" w:w="60"/>
+              <w:right w:type="dxa" w:w="100"/>
+            </w:tcMar>
+          </w:tcPr>
+          <w:p>
+            <w:r>
+              <w:rPr>
+                <w:rFonts w:ascii="Arial" w:cs="Arial" w:eastAsia="Arial" w:hAnsi="Arial"/>
+                <w:b/>
+                <w:bCs/>
+                <w:i w:val="false"/>
+                <w:iCs w:val="false"/>
+                <w:sz w:val="20"/>
+                <w:szCs w:val="20"/>
+              </w:rPr>
+              <w:t xml:space="preserve">CR-EVENTS-MANAGE-REQ-056</w:t>
+            </w:r>
+          </w:p>
+        </w:tc>
+        <w:tc>
+          <w:tcPr>
+            <w:tcW w:type="dxa" w:w="6960"/>
+            <w:tcBorders>
+              <w:top w:val="single" w:color="AAAAAA" w:sz="1"/>
+              <w:left w:val="single" w:color="AAAAAA" w:sz="1"/>
+              <w:bottom w:val="single" w:color="AAAAAA" w:sz="1"/>
+              <w:right w:val="single" w:color="AAAAAA" w:sz="1"/>
+            </w:tcBorders>
+            <w:shd w:fill="FFFFFF" w:val="clear"/>
+            <w:tcMar>
+              <w:top w:type="dxa" w:w="60"/>
+              <w:left w:type="dxa" w:w="100"/>
+              <w:bottom w:type="dxa" w:w="60"/>
+              <w:right w:type="dxa" w:w="100"/>
+            </w:tcMar>
+          </w:tcPr>
+          <w:p>
+            <w:r>
+              <w:rPr>
+                <w:rFonts w:ascii="Arial" w:cs="Arial" w:eastAsia="Arial" w:hAnsi="Arial"/>
+                <w:b w:val="false"/>
+                <w:bCs w:val="false"/>
+                <w:i w:val="false"/>
+                <w:iCs w:val="false"/>
+                <w:sz w:val="20"/>
+                <w:szCs w:val="20"/>
+              </w:rPr>
+              <w:t xml:space="preserve">The public list of available events must show only Events that are listed, at Scheduled status, and not yet started, ordered soonest-first, with each Event dropping off the list at its start time; the system must clear listedPublicly automatically when an Event transitions to Cancelled or Postponed.</w:t>
+            </w:r>
+          </w:p>
+        </w:tc>
+      </w:tr>
+      <w:tr>
+        <w:tc>
+          <w:tcPr>
+            <w:tcW w:type="dxa" w:w="2400"/>
+            <w:tcBorders>
+              <w:top w:val="single" w:color="AAAAAA" w:sz="1"/>
+              <w:left w:val="single" w:color="AAAAAA" w:sz="1"/>
+              <w:bottom w:val="single" w:color="AAAAAA" w:sz="1"/>
+              <w:right w:val="single" w:color="AAAAAA" w:sz="1"/>
+            </w:tcBorders>
+            <w:shd w:fill="FFFFFF" w:val="clear"/>
+            <w:tcMar>
+              <w:top w:type="dxa" w:w="60"/>
+              <w:left w:type="dxa" w:w="100"/>
+              <w:bottom w:type="dxa" w:w="60"/>
+              <w:right w:type="dxa" w:w="100"/>
+            </w:tcMar>
+          </w:tcPr>
+          <w:p>
+            <w:r>
+              <w:rPr>
+                <w:rFonts w:ascii="Arial" w:cs="Arial" w:eastAsia="Arial" w:hAnsi="Arial"/>
+                <w:b/>
+                <w:bCs/>
+                <w:i w:val="false"/>
+                <w:iCs w:val="false"/>
+                <w:sz w:val="20"/>
+                <w:szCs w:val="20"/>
+              </w:rPr>
+              <w:t xml:space="preserve">CR-EVENTS-MANAGE-REQ-057</w:t>
+            </w:r>
+          </w:p>
+        </w:tc>
+        <w:tc>
+          <w:tcPr>
+            <w:tcW w:type="dxa" w:w="6960"/>
+            <w:tcBorders>
+              <w:top w:val="single" w:color="AAAAAA" w:sz="1"/>
+              <w:left w:val="single" w:color="AAAAAA" w:sz="1"/>
+              <w:bottom w:val="single" w:color="AAAAAA" w:sz="1"/>
+              <w:right w:val="single" w:color="AAAAAA" w:sz="1"/>
+            </w:tcBorders>
+            <w:shd w:fill="FFFFFF" w:val="clear"/>
+            <w:tcMar>
+              <w:top w:type="dxa" w:w="60"/>
+              <w:left w:type="dxa" w:w="100"/>
+              <w:bottom w:type="dxa" w:w="60"/>
+              <w:right w:type="dxa" w:w="100"/>
+            </w:tcMar>
+          </w:tcPr>
+          <w:p>
+            <w:r>
+              <w:rPr>
+                <w:rFonts w:ascii="Arial" w:cs="Arial" w:eastAsia="Arial" w:hAnsi="Arial"/>
+                <w:b w:val="false"/>
+                <w:bCs w:val="false"/>
+                <w:i w:val="false"/>
+                <w:iCs w:val="false"/>
+                <w:sz w:val="20"/>
+                <w:szCs w:val="20"/>
+              </w:rPr>
+              <w:t xml:space="preserve">The system must allow an Administrator to migrate a completed Event's recording into a published Resource: recordingUrl provides access to the raw recording, and the edited, re-hosted copy is published as a separate Resource record linked to the Event. The raw recordingUrl must never appear on the public Resources page.</w:t>
+            </w:r>
+          </w:p>
+        </w:tc>
+      </w:tr>
     </w:tbl>
     <w:p>
       <w:pPr>
@@ -18486,6 +18750,530 @@
         </w:tc>
       </w:tr>
     </w:tbl>
+    <w:p>
+      <w:r>
+        <w:rPr>
+          <w:rFonts w:ascii="Arial" w:cs="Arial" w:eastAsia="Arial" w:hAnsi="Arial"/>
+          <w:b/>
+          <w:bCs/>
+          <w:sz w:val="22"/>
+          <w:szCs w:val="22"/>
+        </w:rPr>
+        <w:t xml:space="preserve">Publishing Data Items</w:t>
+      </w:r>
+    </w:p>
+    <w:tbl>
+      <w:tblPr>
+        <w:tblW w:type="dxa" w:w="9360"/>
+        <w:tblBorders>
+          <w:top w:val="single" w:color="AAAAAA" w:sz="1"/>
+          <w:left w:val="single" w:color="AAAAAA" w:sz="1"/>
+          <w:bottom w:val="single" w:color="AAAAAA" w:sz="1"/>
+          <w:right w:val="single" w:color="AAAAAA" w:sz="1"/>
+          <w:insideH w:val="single" w:color="AAAAAA" w:sz="1"/>
+          <w:insideV w:val="single" w:color="AAAAAA" w:sz="1"/>
+        </w:tblBorders>
+      </w:tblPr>
+      <w:tblGrid>
+        <w:gridCol w:w="1900"/>
+        <w:gridCol w:w="1500"/>
+        <w:gridCol w:w="950"/>
+        <w:gridCol w:w="2450"/>
+        <w:gridCol w:w="2560"/>
+      </w:tblGrid>
+      <w:tr>
+        <w:tc>
+          <w:tcPr>
+            <w:tcW w:type="dxa" w:w="1900"/>
+            <w:tcBorders>
+              <w:top w:val="single" w:color="AAAAAA" w:sz="1"/>
+              <w:left w:val="single" w:color="AAAAAA" w:sz="1"/>
+              <w:bottom w:val="single" w:color="AAAAAA" w:sz="1"/>
+              <w:right w:val="single" w:color="AAAAAA" w:sz="1"/>
+            </w:tcBorders>
+            <w:shd w:fill="1F3864" w:val="clear"/>
+            <w:tcMar>
+              <w:top w:type="dxa" w:w="60"/>
+              <w:left w:type="dxa" w:w="100"/>
+              <w:bottom w:type="dxa" w:w="60"/>
+              <w:right w:type="dxa" w:w="100"/>
+            </w:tcMar>
+          </w:tcPr>
+          <w:p>
+            <w:r>
+              <w:rPr>
+                <w:rFonts w:ascii="Arial" w:cs="Arial" w:eastAsia="Arial" w:hAnsi="Arial"/>
+                <w:b/>
+                <w:bCs/>
+                <w:i w:val="false"/>
+                <w:iCs w:val="false"/>
+                <w:color w:val="FFFFFF"/>
+                <w:sz w:val="20"/>
+                <w:szCs w:val="20"/>
+              </w:rPr>
+              <w:t xml:space="preserve">Field Name</w:t>
+            </w:r>
+          </w:p>
+        </w:tc>
+        <w:tc>
+          <w:tcPr>
+            <w:tcW w:type="dxa" w:w="1500"/>
+            <w:tcBorders>
+              <w:top w:val="single" w:color="AAAAAA" w:sz="1"/>
+              <w:left w:val="single" w:color="AAAAAA" w:sz="1"/>
+              <w:bottom w:val="single" w:color="AAAAAA" w:sz="1"/>
+              <w:right w:val="single" w:color="AAAAAA" w:sz="1"/>
+            </w:tcBorders>
+            <w:shd w:fill="1F3864" w:val="clear"/>
+            <w:tcMar>
+              <w:top w:type="dxa" w:w="60"/>
+              <w:left w:type="dxa" w:w="100"/>
+              <w:bottom w:type="dxa" w:w="60"/>
+              <w:right w:type="dxa" w:w="100"/>
+            </w:tcMar>
+          </w:tcPr>
+          <w:p>
+            <w:r>
+              <w:rPr>
+                <w:rFonts w:ascii="Arial" w:cs="Arial" w:eastAsia="Arial" w:hAnsi="Arial"/>
+                <w:b/>
+                <w:bCs/>
+                <w:i w:val="false"/>
+                <w:iCs w:val="false"/>
+                <w:color w:val="FFFFFF"/>
+                <w:sz w:val="20"/>
+                <w:szCs w:val="20"/>
+              </w:rPr>
+              <w:t xml:space="preserve">Entity</w:t>
+            </w:r>
+          </w:p>
+        </w:tc>
+        <w:tc>
+          <w:tcPr>
+            <w:tcW w:type="dxa" w:w="950"/>
+            <w:tcBorders>
+              <w:top w:val="single" w:color="AAAAAA" w:sz="1"/>
+              <w:left w:val="single" w:color="AAAAAA" w:sz="1"/>
+              <w:bottom w:val="single" w:color="AAAAAA" w:sz="1"/>
+              <w:right w:val="single" w:color="AAAAAA" w:sz="1"/>
+            </w:tcBorders>
+            <w:shd w:fill="1F3864" w:val="clear"/>
+            <w:tcMar>
+              <w:top w:type="dxa" w:w="60"/>
+              <w:left w:type="dxa" w:w="100"/>
+              <w:bottom w:type="dxa" w:w="60"/>
+              <w:right w:type="dxa" w:w="100"/>
+            </w:tcMar>
+          </w:tcPr>
+          <w:p>
+            <w:r>
+              <w:rPr>
+                <w:rFonts w:ascii="Arial" w:cs="Arial" w:eastAsia="Arial" w:hAnsi="Arial"/>
+                <w:b/>
+                <w:bCs/>
+                <w:i w:val="false"/>
+                <w:iCs w:val="false"/>
+                <w:color w:val="FFFFFF"/>
+                <w:sz w:val="20"/>
+                <w:szCs w:val="20"/>
+              </w:rPr>
+              <w:t xml:space="preserve">Type</w:t>
+            </w:r>
+          </w:p>
+        </w:tc>
+        <w:tc>
+          <w:tcPr>
+            <w:tcW w:type="dxa" w:w="2450"/>
+            <w:tcBorders>
+              <w:top w:val="single" w:color="AAAAAA" w:sz="1"/>
+              <w:left w:val="single" w:color="AAAAAA" w:sz="1"/>
+              <w:bottom w:val="single" w:color="AAAAAA" w:sz="1"/>
+              <w:right w:val="single" w:color="AAAAAA" w:sz="1"/>
+            </w:tcBorders>
+            <w:shd w:fill="1F3864" w:val="clear"/>
+            <w:tcMar>
+              <w:top w:type="dxa" w:w="60"/>
+              <w:left w:type="dxa" w:w="100"/>
+              <w:bottom w:type="dxa" w:w="60"/>
+              <w:right w:type="dxa" w:w="100"/>
+            </w:tcMar>
+          </w:tcPr>
+          <w:p>
+            <w:r>
+              <w:rPr>
+                <w:rFonts w:ascii="Arial" w:cs="Arial" w:eastAsia="Arial" w:hAnsi="Arial"/>
+                <w:b/>
+                <w:bCs/>
+                <w:i w:val="false"/>
+                <w:iCs w:val="false"/>
+                <w:color w:val="FFFFFF"/>
+                <w:sz w:val="20"/>
+                <w:szCs w:val="20"/>
+              </w:rPr>
+              <w:t xml:space="preserve">Identifier</w:t>
+            </w:r>
+          </w:p>
+        </w:tc>
+        <w:tc>
+          <w:tcPr>
+            <w:tcW w:type="dxa" w:w="2560"/>
+            <w:tcBorders>
+              <w:top w:val="single" w:color="AAAAAA" w:sz="1"/>
+              <w:left w:val="single" w:color="AAAAAA" w:sz="1"/>
+              <w:bottom w:val="single" w:color="AAAAAA" w:sz="1"/>
+              <w:right w:val="single" w:color="AAAAAA" w:sz="1"/>
+            </w:tcBorders>
+            <w:shd w:fill="1F3864" w:val="clear"/>
+            <w:tcMar>
+              <w:top w:type="dxa" w:w="60"/>
+              <w:left w:type="dxa" w:w="100"/>
+              <w:bottom w:type="dxa" w:w="60"/>
+              <w:right w:type="dxa" w:w="100"/>
+            </w:tcMar>
+          </w:tcPr>
+          <w:p>
+            <w:r>
+              <w:rPr>
+                <w:rFonts w:ascii="Arial" w:cs="Arial" w:eastAsia="Arial" w:hAnsi="Arial"/>
+                <w:b/>
+                <w:bCs/>
+                <w:i w:val="false"/>
+                <w:iCs w:val="false"/>
+                <w:color w:val="FFFFFF"/>
+                <w:sz w:val="20"/>
+                <w:szCs w:val="20"/>
+              </w:rPr>
+              <w:t xml:space="preserve">Description</w:t>
+            </w:r>
+          </w:p>
+        </w:tc>
+      </w:tr>
+      <w:tr>
+        <w:tc>
+          <w:tcPr>
+            <w:tcW w:type="dxa" w:w="1900"/>
+            <w:tcBorders>
+              <w:top w:val="single" w:color="AAAAAA" w:sz="1"/>
+              <w:left w:val="single" w:color="AAAAAA" w:sz="1"/>
+              <w:bottom w:val="single" w:color="AAAAAA" w:sz="1"/>
+              <w:right w:val="single" w:color="AAAAAA" w:sz="1"/>
+            </w:tcBorders>
+            <w:shd w:fill="FFFFFF" w:val="clear"/>
+            <w:tcMar>
+              <w:top w:type="dxa" w:w="60"/>
+              <w:left w:type="dxa" w:w="100"/>
+              <w:bottom w:type="dxa" w:w="60"/>
+              <w:right w:type="dxa" w:w="100"/>
+            </w:tcMar>
+          </w:tcPr>
+          <w:p>
+            <w:r>
+              <w:rPr>
+                <w:rFonts w:ascii="Arial" w:cs="Arial" w:eastAsia="Arial" w:hAnsi="Arial"/>
+                <w:b w:val="false"/>
+                <w:bCs w:val="false"/>
+                <w:i w:val="false"/>
+                <w:iCs w:val="false"/>
+                <w:sz w:val="20"/>
+                <w:szCs w:val="20"/>
+              </w:rPr>
+              <w:t xml:space="preserve">listedPublicly</w:t>
+            </w:r>
+          </w:p>
+        </w:tc>
+        <w:tc>
+          <w:tcPr>
+            <w:tcW w:type="dxa" w:w="1500"/>
+            <w:tcBorders>
+              <w:top w:val="single" w:color="AAAAAA" w:sz="1"/>
+              <w:left w:val="single" w:color="AAAAAA" w:sz="1"/>
+              <w:bottom w:val="single" w:color="AAAAAA" w:sz="1"/>
+              <w:right w:val="single" w:color="AAAAAA" w:sz="1"/>
+            </w:tcBorders>
+            <w:shd w:fill="FFFFFF" w:val="clear"/>
+            <w:tcMar>
+              <w:top w:type="dxa" w:w="60"/>
+              <w:left w:type="dxa" w:w="100"/>
+              <w:bottom w:type="dxa" w:w="60"/>
+              <w:right w:type="dxa" w:w="100"/>
+            </w:tcMar>
+          </w:tcPr>
+          <w:p>
+            <w:r>
+              <w:rPr>
+                <w:rFonts w:ascii="Arial" w:cs="Arial" w:eastAsia="Arial" w:hAnsi="Arial"/>
+                <w:b w:val="false"/>
+                <w:bCs w:val="false"/>
+                <w:i w:val="false"/>
+                <w:iCs w:val="false"/>
+                <w:sz w:val="20"/>
+                <w:szCs w:val="20"/>
+              </w:rPr>
+              <w:t xml:space="preserve">Event</w:t>
+            </w:r>
+          </w:p>
+        </w:tc>
+        <w:tc>
+          <w:tcPr>
+            <w:tcW w:type="dxa" w:w="950"/>
+            <w:tcBorders>
+              <w:top w:val="single" w:color="AAAAAA" w:sz="1"/>
+              <w:left w:val="single" w:color="AAAAAA" w:sz="1"/>
+              <w:bottom w:val="single" w:color="AAAAAA" w:sz="1"/>
+              <w:right w:val="single" w:color="AAAAAA" w:sz="1"/>
+            </w:tcBorders>
+            <w:shd w:fill="FFFFFF" w:val="clear"/>
+            <w:tcMar>
+              <w:top w:type="dxa" w:w="60"/>
+              <w:left w:type="dxa" w:w="100"/>
+              <w:bottom w:type="dxa" w:w="60"/>
+              <w:right w:type="dxa" w:w="100"/>
+            </w:tcMar>
+          </w:tcPr>
+          <w:p>
+            <w:r>
+              <w:rPr>
+                <w:rFonts w:ascii="Arial" w:cs="Arial" w:eastAsia="Arial" w:hAnsi="Arial"/>
+                <w:b w:val="false"/>
+                <w:bCs w:val="false"/>
+                <w:i w:val="false"/>
+                <w:iCs w:val="false"/>
+                <w:sz w:val="20"/>
+                <w:szCs w:val="20"/>
+              </w:rPr>
+              <w:t xml:space="preserve">boolean</w:t>
+            </w:r>
+          </w:p>
+        </w:tc>
+        <w:tc>
+          <w:tcPr>
+            <w:tcW w:type="dxa" w:w="2450"/>
+            <w:tcBorders>
+              <w:top w:val="single" w:color="AAAAAA" w:sz="1"/>
+              <w:left w:val="single" w:color="AAAAAA" w:sz="1"/>
+              <w:bottom w:val="single" w:color="AAAAAA" w:sz="1"/>
+              <w:right w:val="single" w:color="AAAAAA" w:sz="1"/>
+            </w:tcBorders>
+            <w:shd w:fill="FFFFFF" w:val="clear"/>
+            <w:tcMar>
+              <w:top w:type="dxa" w:w="60"/>
+              <w:left w:type="dxa" w:w="100"/>
+              <w:bottom w:type="dxa" w:w="60"/>
+              <w:right w:type="dxa" w:w="100"/>
+            </w:tcMar>
+          </w:tcPr>
+          <w:p>
+            <w:r>
+              <w:rPr>
+                <w:rFonts w:ascii="Arial" w:cs="Arial" w:eastAsia="Arial" w:hAnsi="Arial"/>
+                <w:b w:val="false"/>
+                <w:bCs w:val="false"/>
+                <w:i w:val="false"/>
+                <w:iCs w:val="false"/>
+                <w:sz w:val="20"/>
+                <w:szCs w:val="20"/>
+              </w:rPr>
+              <w:t xml:space="preserve">CR-EVENTS-MANAGE-DAT-054</w:t>
+            </w:r>
+          </w:p>
+        </w:tc>
+        <w:tc>
+          <w:tcPr>
+            <w:tcW w:type="dxa" w:w="2560"/>
+            <w:tcBorders>
+              <w:top w:val="single" w:color="AAAAAA" w:sz="1"/>
+              <w:left w:val="single" w:color="AAAAAA" w:sz="1"/>
+              <w:bottom w:val="single" w:color="AAAAAA" w:sz="1"/>
+              <w:right w:val="single" w:color="AAAAAA" w:sz="1"/>
+            </w:tcBorders>
+            <w:shd w:fill="FFFFFF" w:val="clear"/>
+            <w:tcMar>
+              <w:top w:type="dxa" w:w="60"/>
+              <w:left w:type="dxa" w:w="100"/>
+              <w:bottom w:type="dxa" w:w="60"/>
+              <w:right w:type="dxa" w:w="100"/>
+            </w:tcMar>
+          </w:tcPr>
+          <w:p>
+            <w:r>
+              <w:rPr>
+                <w:rFonts w:ascii="Arial" w:cs="Arial" w:eastAsia="Arial" w:hAnsi="Arial"/>
+                <w:b w:val="false"/>
+                <w:bCs w:val="false"/>
+                <w:i w:val="false"/>
+                <w:iCs w:val="false"/>
+                <w:sz w:val="20"/>
+                <w:szCs w:val="20"/>
+              </w:rPr>
+              <w:t xml:space="preserve">Whether the Event is shown on the public list of available events. Set and cleared by the publish/unlist action; reversible; editable only while Scheduled; cleared automatically on transition to Cancelled or Postponed.</w:t>
+            </w:r>
+          </w:p>
+        </w:tc>
+      </w:tr>
+      <w:tr>
+        <w:tc>
+          <w:tcPr>
+            <w:tcW w:type="dxa" w:w="1900"/>
+            <w:tcBorders>
+              <w:top w:val="single" w:color="AAAAAA" w:sz="1"/>
+              <w:left w:val="single" w:color="AAAAAA" w:sz="1"/>
+              <w:bottom w:val="single" w:color="AAAAAA" w:sz="1"/>
+              <w:right w:val="single" w:color="AAAAAA" w:sz="1"/>
+            </w:tcBorders>
+            <w:shd w:fill="FFFFFF" w:val="clear"/>
+            <w:tcMar>
+              <w:top w:type="dxa" w:w="60"/>
+              <w:left w:type="dxa" w:w="100"/>
+              <w:bottom w:type="dxa" w:w="60"/>
+              <w:right w:type="dxa" w:w="100"/>
+            </w:tcMar>
+          </w:tcPr>
+          <w:p>
+            <w:r>
+              <w:rPr>
+                <w:rFonts w:ascii="Arial" w:cs="Arial" w:eastAsia="Arial" w:hAnsi="Arial"/>
+                <w:b w:val="false"/>
+                <w:bCs w:val="false"/>
+                <w:i w:val="false"/>
+                <w:iCs w:val="false"/>
+                <w:sz w:val="20"/>
+                <w:szCs w:val="20"/>
+              </w:rPr>
+              <w:t xml:space="preserve">publishedAt</w:t>
+            </w:r>
+          </w:p>
+        </w:tc>
+        <w:tc>
+          <w:tcPr>
+            <w:tcW w:type="dxa" w:w="1500"/>
+            <w:tcBorders>
+              <w:top w:val="single" w:color="AAAAAA" w:sz="1"/>
+              <w:left w:val="single" w:color="AAAAAA" w:sz="1"/>
+              <w:bottom w:val="single" w:color="AAAAAA" w:sz="1"/>
+              <w:right w:val="single" w:color="AAAAAA" w:sz="1"/>
+            </w:tcBorders>
+            <w:shd w:fill="FFFFFF" w:val="clear"/>
+            <w:tcMar>
+              <w:top w:type="dxa" w:w="60"/>
+              <w:left w:type="dxa" w:w="100"/>
+              <w:bottom w:type="dxa" w:w="60"/>
+              <w:right w:type="dxa" w:w="100"/>
+            </w:tcMar>
+          </w:tcPr>
+          <w:p>
+            <w:r>
+              <w:rPr>
+                <w:rFonts w:ascii="Arial" w:cs="Arial" w:eastAsia="Arial" w:hAnsi="Arial"/>
+                <w:b w:val="false"/>
+                <w:bCs w:val="false"/>
+                <w:i w:val="false"/>
+                <w:iCs w:val="false"/>
+                <w:sz w:val="20"/>
+                <w:szCs w:val="20"/>
+              </w:rPr>
+              <w:t xml:space="preserve">Event</w:t>
+            </w:r>
+          </w:p>
+        </w:tc>
+        <w:tc>
+          <w:tcPr>
+            <w:tcW w:type="dxa" w:w="950"/>
+            <w:tcBorders>
+              <w:top w:val="single" w:color="AAAAAA" w:sz="1"/>
+              <w:left w:val="single" w:color="AAAAAA" w:sz="1"/>
+              <w:bottom w:val="single" w:color="AAAAAA" w:sz="1"/>
+              <w:right w:val="single" w:color="AAAAAA" w:sz="1"/>
+            </w:tcBorders>
+            <w:shd w:fill="FFFFFF" w:val="clear"/>
+            <w:tcMar>
+              <w:top w:type="dxa" w:w="60"/>
+              <w:left w:type="dxa" w:w="100"/>
+              <w:bottom w:type="dxa" w:w="60"/>
+              <w:right w:type="dxa" w:w="100"/>
+            </w:tcMar>
+          </w:tcPr>
+          <w:p>
+            <w:r>
+              <w:rPr>
+                <w:rFonts w:ascii="Arial" w:cs="Arial" w:eastAsia="Arial" w:hAnsi="Arial"/>
+                <w:b w:val="false"/>
+                <w:bCs w:val="false"/>
+                <w:i w:val="false"/>
+                <w:iCs w:val="false"/>
+                <w:sz w:val="20"/>
+                <w:szCs w:val="20"/>
+              </w:rPr>
+              <w:t xml:space="preserve">datetime</w:t>
+            </w:r>
+          </w:p>
+        </w:tc>
+        <w:tc>
+          <w:tcPr>
+            <w:tcW w:type="dxa" w:w="2450"/>
+            <w:tcBorders>
+              <w:top w:val="single" w:color="AAAAAA" w:sz="1"/>
+              <w:left w:val="single" w:color="AAAAAA" w:sz="1"/>
+              <w:bottom w:val="single" w:color="AAAAAA" w:sz="1"/>
+              <w:right w:val="single" w:color="AAAAAA" w:sz="1"/>
+            </w:tcBorders>
+            <w:shd w:fill="FFFFFF" w:val="clear"/>
+            <w:tcMar>
+              <w:top w:type="dxa" w:w="60"/>
+              <w:left w:type="dxa" w:w="100"/>
+              <w:bottom w:type="dxa" w:w="60"/>
+              <w:right w:type="dxa" w:w="100"/>
+            </w:tcMar>
+          </w:tcPr>
+          <w:p>
+            <w:r>
+              <w:rPr>
+                <w:rFonts w:ascii="Arial" w:cs="Arial" w:eastAsia="Arial" w:hAnsi="Arial"/>
+                <w:b w:val="false"/>
+                <w:bCs w:val="false"/>
+                <w:i w:val="false"/>
+                <w:iCs w:val="false"/>
+                <w:sz w:val="20"/>
+                <w:szCs w:val="20"/>
+              </w:rPr>
+              <w:t xml:space="preserve">CR-EVENTS-MANAGE-DAT-055</w:t>
+            </w:r>
+          </w:p>
+        </w:tc>
+        <w:tc>
+          <w:tcPr>
+            <w:tcW w:type="dxa" w:w="2560"/>
+            <w:tcBorders>
+              <w:top w:val="single" w:color="AAAAAA" w:sz="1"/>
+              <w:left w:val="single" w:color="AAAAAA" w:sz="1"/>
+              <w:bottom w:val="single" w:color="AAAAAA" w:sz="1"/>
+              <w:right w:val="single" w:color="AAAAAA" w:sz="1"/>
+            </w:tcBorders>
+            <w:shd w:fill="FFFFFF" w:val="clear"/>
+            <w:tcMar>
+              <w:top w:type="dxa" w:w="60"/>
+              <w:left w:type="dxa" w:w="100"/>
+              <w:bottom w:type="dxa" w:w="60"/>
+              <w:right w:type="dxa" w:w="100"/>
+            </w:tcMar>
+          </w:tcPr>
+          <w:p>
+            <w:r>
+              <w:rPr>
+                <w:rFonts w:ascii="Arial" w:cs="Arial" w:eastAsia="Arial" w:hAnsi="Arial"/>
+                <w:b w:val="false"/>
+                <w:bCs w:val="false"/>
+                <w:i w:val="false"/>
+                <w:iCs w:val="false"/>
+                <w:sz w:val="20"/>
+                <w:szCs w:val="20"/>
+              </w:rPr>
+              <w:t xml:space="preserve">Time the Event was first listed publicly. System-set, read-only, retained if the Event is later unlisted.</w:t>
+            </w:r>
+          </w:p>
+        </w:tc>
+      </w:tr>
+    </w:tbl>
+    <w:p/>
     <w:p>
       <w:pPr>
         <w:pStyle w:val="Heading1"/>
@@ -20341,6 +21129,104 @@
               <w:bottom w:val="single" w:color="AAAAAA" w:sz="1"/>
               <w:right w:val="single" w:color="AAAAAA" w:sz="1"/>
             </w:tcBorders>
+            <w:shd w:fill="F2F7FB" w:val="clear"/>
+            <w:tcMar>
+              <w:top w:type="dxa" w:w="60"/>
+              <w:left w:type="dxa" w:w="100"/>
+              <w:bottom w:type="dxa" w:w="60"/>
+              <w:right w:type="dxa" w:w="100"/>
+            </w:tcMar>
+          </w:tcPr>
+          <w:p>
+            <w:r>
+              <w:rPr>
+                <w:rFonts w:ascii="Arial" w:cs="Arial" w:eastAsia="Arial" w:hAnsi="Arial"/>
+                <w:b/>
+                <w:bCs/>
+                <w:i w:val="false"/>
+                <w:iCs w:val="false"/>
+                <w:sz w:val="20"/>
+                <w:szCs w:val="20"/>
+              </w:rPr>
+              <w:t xml:space="preserve">1.2</w:t>
+            </w:r>
+          </w:p>
+        </w:tc>
+        <w:tc>
+          <w:tcPr>
+            <w:tcW w:type="dxa" w:w="1900"/>
+            <w:tcBorders>
+              <w:top w:val="single" w:color="AAAAAA" w:sz="1"/>
+              <w:left w:val="single" w:color="AAAAAA" w:sz="1"/>
+              <w:bottom w:val="single" w:color="AAAAAA" w:sz="1"/>
+              <w:right w:val="single" w:color="AAAAAA" w:sz="1"/>
+            </w:tcBorders>
+            <w:shd w:fill="F2F7FB" w:val="clear"/>
+            <w:tcMar>
+              <w:top w:type="dxa" w:w="60"/>
+              <w:left w:type="dxa" w:w="100"/>
+              <w:bottom w:type="dxa" w:w="60"/>
+              <w:right w:type="dxa" w:w="100"/>
+            </w:tcMar>
+          </w:tcPr>
+          <w:p>
+            <w:r>
+              <w:rPr>
+                <w:rFonts w:ascii="Arial" w:cs="Arial" w:eastAsia="Arial" w:hAnsi="Arial"/>
+                <w:b w:val="false"/>
+                <w:bCs w:val="false"/>
+                <w:i w:val="false"/>
+                <w:iCs w:val="false"/>
+                <w:sz w:val="20"/>
+                <w:szCs w:val="20"/>
+              </w:rPr>
+              <w:t xml:space="preserve">05-29-26 16:30</w:t>
+            </w:r>
+          </w:p>
+        </w:tc>
+        <w:tc>
+          <w:tcPr>
+            <w:tcW w:type="dxa" w:w="6160"/>
+            <w:tcBorders>
+              <w:top w:val="single" w:color="AAAAAA" w:sz="1"/>
+              <w:left w:val="single" w:color="AAAAAA" w:sz="1"/>
+              <w:bottom w:val="single" w:color="AAAAAA" w:sz="1"/>
+              <w:right w:val="single" w:color="AAAAAA" w:sz="1"/>
+            </w:tcBorders>
+            <w:shd w:fill="F2F7FB" w:val="clear"/>
+            <w:tcMar>
+              <w:top w:type="dxa" w:w="60"/>
+              <w:left w:type="dxa" w:w="100"/>
+              <w:bottom w:type="dxa" w:w="60"/>
+              <w:right w:type="dxa" w:w="100"/>
+            </w:tcMar>
+          </w:tcPr>
+          <w:p>
+            <w:r>
+              <w:rPr>
+                <w:rFonts w:ascii="Arial" w:cs="Arial" w:eastAsia="Arial" w:hAnsi="Arial"/>
+                <w:b w:val="false"/>
+                <w:bCs w:val="false"/>
+                <w:i w:val="false"/>
+                <w:iCs w:val="false"/>
+                <w:sz w:val="20"/>
+                <w:szCs w:val="20"/>
+              </w:rPr>
+              <w:t xml:space="preserve">Added the event-publishing and public-discovery workflow (publish-to-list via listedPublicly; public browse-and-register through the custom web application), the optional recording-migration step (recordingUrl → edited Resource), data items DAT-054 (listedPublicly) and DAT-055 (publishedAt), and requirements REQ-055 through REQ-057. Noted automatic unlisting on Cancel and Postpone.</w:t>
+            </w:r>
+          </w:p>
+        </w:tc>
+      </w:tr>
+      <w:tr>
+        <w:tc>
+          <w:tcPr>
+            <w:tcW w:type="dxa" w:w="1300"/>
+            <w:tcBorders>
+              <w:top w:val="single" w:color="AAAAAA" w:sz="1"/>
+              <w:left w:val="single" w:color="AAAAAA" w:sz="1"/>
+              <w:bottom w:val="single" w:color="AAAAAA" w:sz="1"/>
+              <w:right w:val="single" w:color="AAAAAA" w:sz="1"/>
+            </w:tcBorders>
             <w:tcMar>
               <w:top w:type="dxa" w:w="60"/>
               <w:left w:type="dxa" w:w="100"/>
